--- a/chapters/concept-map-handout.docx
+++ b/chapters/concept-map-handout.docx
@@ -2148,13 +2148,13 @@
         <w:pStyle w:val="FirstParagraph"/>
       </w:pPr>
       <w:r>
-        <w:t xml:space="preserve">There are 472 labeled definitions and results in the notes,</w:t>
+        <w:t xml:space="preserve">There are 271 labeled definitions and results in the notes,</w:t>
       </w:r>
       <w:r>
         <w:t xml:space="preserve"> </w:t>
       </w:r>
       <w:r>
-        <w:t xml:space="preserve">connected by 143 direct dependency links.</w:t>
+        <w:t xml:space="preserve">connected by 129 direct dependency links.</w:t>
       </w:r>
     </w:p>
     <w:bookmarkEnd w:id="9"/>
@@ -2868,7 +2868,7 @@
                     <w:jc w:val="center"/>
                   </w:pPr>
                   <w:r>
-                    <w:t xml:space="preserve">Probability measure</w:t>
+                    <w:t xml:space="preserve">Odds</w:t>
                   </w:r>
                 </w:p>
               </w:tc>
@@ -2894,20 +2894,20 @@
                     <w:jc w:val="center"/>
                   </w:pPr>
                   <w:r>
-                    <w:t xml:space="preserve">7</w:t>
-                  </w:r>
-                </w:p>
-              </w:tc>
-              <w:tc>
-                <w:tcPr/>
-                <w:p>
-                  <w:pPr>
-                    <w:pStyle w:val="Compact"/>
-                    <w:jc w:val="right"/>
-                    <w:jc w:val="center"/>
-                  </w:pPr>
-                  <w:r>
-                    <w:t xml:space="preserve">39</w:t>
+                    <w:t xml:space="preserve">4</w:t>
+                  </w:r>
+                </w:p>
+              </w:tc>
+              <w:tc>
+                <w:tcPr/>
+                <w:p>
+                  <w:pPr>
+                    <w:pStyle w:val="Compact"/>
+                    <w:jc w:val="right"/>
+                    <w:jc w:val="center"/>
+                  </w:pPr>
+                  <w:r>
+                    <w:t xml:space="preserve">14</w:t>
                   </w:r>
                 </w:p>
               </w:tc>
@@ -2922,20 +2922,20 @@
                     <w:jc w:val="center"/>
                   </w:pPr>
                   <w:r>
-                    <w:t xml:space="preserve">Odds</w:t>
-                  </w:r>
-                </w:p>
-              </w:tc>
-              <w:tc>
-                <w:tcPr/>
-                <w:p>
-                  <w:pPr>
-                    <w:pStyle w:val="Compact"/>
-                    <w:jc w:val="left"/>
-                    <w:jc w:val="center"/>
-                  </w:pPr>
-                  <w:r>
-                    <w:t xml:space="preserve">Definition</w:t>
+                    <w:t xml:space="preserve">Odds as a function of probability</w:t>
+                  </w:r>
+                </w:p>
+              </w:tc>
+              <w:tc>
+                <w:tcPr/>
+                <w:p>
+                  <w:pPr>
+                    <w:pStyle w:val="Compact"/>
+                    <w:jc w:val="left"/>
+                    <w:jc w:val="center"/>
+                  </w:pPr>
+                  <w:r>
+                    <w:t xml:space="preserve">Theorem</w:t>
                   </w:r>
                 </w:p>
               </w:tc>
@@ -2961,7 +2961,7 @@
                     <w:jc w:val="center"/>
                   </w:pPr>
                   <w:r>
-                    <w:t xml:space="preserve">20</w:t>
+                    <w:t xml:space="preserve">13</w:t>
                   </w:r>
                 </w:p>
               </w:tc>
@@ -2976,46 +2976,46 @@
                     <w:jc w:val="center"/>
                   </w:pPr>
                   <w:r>
-                    <w:t xml:space="preserve">Odds as a function of probability</w:t>
-                  </w:r>
-                </w:p>
-              </w:tc>
-              <w:tc>
-                <w:tcPr/>
-                <w:p>
-                  <w:pPr>
-                    <w:pStyle w:val="Compact"/>
-                    <w:jc w:val="left"/>
-                    <w:jc w:val="center"/>
-                  </w:pPr>
-                  <w:r>
-                    <w:t xml:space="preserve">Theorem</w:t>
-                  </w:r>
-                </w:p>
-              </w:tc>
-              <w:tc>
-                <w:tcPr/>
-                <w:p>
-                  <w:pPr>
-                    <w:pStyle w:val="Compact"/>
-                    <w:jc w:val="right"/>
-                    <w:jc w:val="center"/>
-                  </w:pPr>
-                  <w:r>
-                    <w:t xml:space="preserve">5</w:t>
-                  </w:r>
-                </w:p>
-              </w:tc>
-              <w:tc>
-                <w:tcPr/>
-                <w:p>
-                  <w:pPr>
-                    <w:pStyle w:val="Compact"/>
-                    <w:jc w:val="right"/>
-                    <w:jc w:val="center"/>
-                  </w:pPr>
-                  <w:r>
-                    <w:t xml:space="preserve">19</w:t>
+                    <w:t xml:space="preserve">log-odds</w:t>
+                  </w:r>
+                </w:p>
+              </w:tc>
+              <w:tc>
+                <w:tcPr/>
+                <w:p>
+                  <w:pPr>
+                    <w:pStyle w:val="Compact"/>
+                    <w:jc w:val="left"/>
+                    <w:jc w:val="center"/>
+                  </w:pPr>
+                  <w:r>
+                    <w:t xml:space="preserve">Definition</w:t>
+                  </w:r>
+                </w:p>
+              </w:tc>
+              <w:tc>
+                <w:tcPr/>
+                <w:p>
+                  <w:pPr>
+                    <w:pStyle w:val="Compact"/>
+                    <w:jc w:val="right"/>
+                    <w:jc w:val="center"/>
+                  </w:pPr>
+                  <w:r>
+                    <w:t xml:space="preserve">3</w:t>
+                  </w:r>
+                </w:p>
+              </w:tc>
+              <w:tc>
+                <w:tcPr/>
+                <w:p>
+                  <w:pPr>
+                    <w:pStyle w:val="Compact"/>
+                    <w:jc w:val="right"/>
+                    <w:jc w:val="center"/>
+                  </w:pPr>
+                  <w:r>
+                    <w:t xml:space="preserve">10</w:t>
                   </w:r>
                 </w:p>
               </w:tc>
@@ -3030,7 +3030,7 @@
                     <w:jc w:val="center"/>
                   </w:pPr>
                   <w:r>
-                    <w:t xml:space="preserve">log-odds</w:t>
+                    <w:t xml:space="preserve">Potential mean</w:t>
                   </w:r>
                 </w:p>
               </w:tc>
@@ -3056,20 +3056,20 @@
                     <w:jc w:val="center"/>
                   </w:pPr>
                   <w:r>
-                    <w:t xml:space="preserve">4</w:t>
-                  </w:r>
-                </w:p>
-              </w:tc>
-              <w:tc>
-                <w:tcPr/>
-                <w:p>
-                  <w:pPr>
-                    <w:pStyle w:val="Compact"/>
-                    <w:jc w:val="right"/>
-                    <w:jc w:val="center"/>
-                  </w:pPr>
-                  <w:r>
-                    <w:t xml:space="preserve">17</w:t>
+                    <w:t xml:space="preserve">2</w:t>
+                  </w:r>
+                </w:p>
+              </w:tc>
+              <w:tc>
+                <w:tcPr/>
+                <w:p>
+                  <w:pPr>
+                    <w:pStyle w:val="Compact"/>
+                    <w:jc w:val="right"/>
+                    <w:jc w:val="center"/>
+                  </w:pPr>
+                  <w:r>
+                    <w:t xml:space="preserve">8</w:t>
                   </w:r>
                 </w:p>
               </w:tc>
@@ -3084,33 +3084,33 @@
                     <w:jc w:val="center"/>
                   </w:pPr>
                   <w:r>
-                    <w:t xml:space="preserve">Expectation, expected value, population mean</w:t>
-                  </w:r>
-                </w:p>
-              </w:tc>
-              <w:tc>
-                <w:tcPr/>
-                <w:p>
-                  <w:pPr>
-                    <w:pStyle w:val="Compact"/>
-                    <w:jc w:val="left"/>
-                    <w:jc w:val="center"/>
-                  </w:pPr>
-                  <w:r>
-                    <w:t xml:space="preserve">Definition</w:t>
-                  </w:r>
-                </w:p>
-              </w:tc>
-              <w:tc>
-                <w:tcPr/>
-                <w:p>
-                  <w:pPr>
-                    <w:pStyle w:val="Compact"/>
-                    <w:jc w:val="right"/>
-                    <w:jc w:val="center"/>
-                  </w:pPr>
-                  <w:r>
-                    <w:t xml:space="preserve">5</w:t>
+                    <w:t xml:space="preserve">Derivative of odds function</w:t>
+                  </w:r>
+                </w:p>
+              </w:tc>
+              <w:tc>
+                <w:tcPr/>
+                <w:p>
+                  <w:pPr>
+                    <w:pStyle w:val="Compact"/>
+                    <w:jc w:val="left"/>
+                    <w:jc w:val="center"/>
+                  </w:pPr>
+                  <w:r>
+                    <w:t xml:space="preserve">Theorem</w:t>
+                  </w:r>
+                </w:p>
+              </w:tc>
+              <w:tc>
+                <w:tcPr/>
+                <w:p>
+                  <w:pPr>
+                    <w:pStyle w:val="Compact"/>
+                    <w:jc w:val="right"/>
+                    <w:jc w:val="center"/>
+                  </w:pPr>
+                  <w:r>
+                    <w:t xml:space="preserve">3</w:t>
                   </w:r>
                 </w:p>
               </w:tc>
@@ -3138,46 +3138,46 @@
                     <w:jc w:val="center"/>
                   </w:pPr>
                   <w:r>
-                    <w:t xml:space="preserve">Odds from log-odds</w:t>
-                  </w:r>
-                </w:p>
-              </w:tc>
-              <w:tc>
-                <w:tcPr/>
-                <w:p>
-                  <w:pPr>
-                    <w:pStyle w:val="Compact"/>
-                    <w:jc w:val="left"/>
-                    <w:jc w:val="center"/>
-                  </w:pPr>
-                  <w:r>
-                    <w:t xml:space="preserve">Lemma</w:t>
-                  </w:r>
-                </w:p>
-              </w:tc>
-              <w:tc>
-                <w:tcPr/>
-                <w:p>
-                  <w:pPr>
-                    <w:pStyle w:val="Compact"/>
-                    <w:jc w:val="right"/>
-                    <w:jc w:val="center"/>
-                  </w:pPr>
-                  <w:r>
-                    <w:t xml:space="preserve">2</w:t>
-                  </w:r>
-                </w:p>
-              </w:tc>
-              <w:tc>
-                <w:tcPr/>
-                <w:p>
-                  <w:pPr>
-                    <w:pStyle w:val="Compact"/>
-                    <w:jc w:val="right"/>
-                    <w:jc w:val="center"/>
-                  </w:pPr>
-                  <w:r>
-                    <w:t xml:space="preserve">7</w:t>
+                    <w:t xml:space="preserve">Probability as a function of odds</w:t>
+                  </w:r>
+                </w:p>
+              </w:tc>
+              <w:tc>
+                <w:tcPr/>
+                <w:p>
+                  <w:pPr>
+                    <w:pStyle w:val="Compact"/>
+                    <w:jc w:val="left"/>
+                    <w:jc w:val="center"/>
+                  </w:pPr>
+                  <w:r>
+                    <w:t xml:space="preserve">Theorem</w:t>
+                  </w:r>
+                </w:p>
+              </w:tc>
+              <w:tc>
+                <w:tcPr/>
+                <w:p>
+                  <w:pPr>
+                    <w:pStyle w:val="Compact"/>
+                    <w:jc w:val="right"/>
+                    <w:jc w:val="center"/>
+                  </w:pPr>
+                  <w:r>
+                    <w:t xml:space="preserve">4</w:t>
+                  </w:r>
+                </w:p>
+              </w:tc>
+              <w:tc>
+                <w:tcPr/>
+                <w:p>
+                  <w:pPr>
+                    <w:pStyle w:val="Compact"/>
+                    <w:jc w:val="right"/>
+                    <w:jc w:val="center"/>
+                  </w:pPr>
+                  <w:r>
+                    <w:t xml:space="preserve">8</w:t>
                   </w:r>
                 </w:p>
               </w:tc>
@@ -3192,33 +3192,33 @@
                     <w:jc w:val="center"/>
                   </w:pPr>
                   <w:r>
-                    <w:t xml:space="preserve">Probability as a function of odds</w:t>
-                  </w:r>
-                </w:p>
-              </w:tc>
-              <w:tc>
-                <w:tcPr/>
-                <w:p>
-                  <w:pPr>
-                    <w:pStyle w:val="Compact"/>
-                    <w:jc w:val="left"/>
-                    <w:jc w:val="center"/>
-                  </w:pPr>
-                  <w:r>
-                    <w:t xml:space="preserve">Theorem</w:t>
-                  </w:r>
-                </w:p>
-              </w:tc>
-              <w:tc>
-                <w:tcPr/>
-                <w:p>
-                  <w:pPr>
-                    <w:pStyle w:val="Compact"/>
-                    <w:jc w:val="right"/>
-                    <w:jc w:val="center"/>
-                  </w:pPr>
-                  <w:r>
-                    <w:t xml:space="preserve">4</w:t>
+                    <w:t xml:space="preserve">Causal marginal risk</w:t>
+                  </w:r>
+                </w:p>
+              </w:tc>
+              <w:tc>
+                <w:tcPr/>
+                <w:p>
+                  <w:pPr>
+                    <w:pStyle w:val="Compact"/>
+                    <w:jc w:val="left"/>
+                    <w:jc w:val="center"/>
+                  </w:pPr>
+                  <w:r>
+                    <w:t xml:space="preserve">Definition</w:t>
+                  </w:r>
+                </w:p>
+              </w:tc>
+              <w:tc>
+                <w:tcPr/>
+                <w:p>
+                  <w:pPr>
+                    <w:pStyle w:val="Compact"/>
+                    <w:jc w:val="right"/>
+                    <w:jc w:val="center"/>
+                  </w:pPr>
+                  <w:r>
+                    <w:t xml:space="preserve">5</w:t>
                   </w:r>
                 </w:p>
               </w:tc>
@@ -3246,46 +3246,46 @@
                     <w:jc w:val="center"/>
                   </w:pPr>
                   <w:r>
-                    <w:t xml:space="preserve">Conditional probability</w:t>
-                  </w:r>
-                </w:p>
-              </w:tc>
-              <w:tc>
-                <w:tcPr/>
-                <w:p>
-                  <w:pPr>
-                    <w:pStyle w:val="Compact"/>
-                    <w:jc w:val="left"/>
-                    <w:jc w:val="center"/>
-                  </w:pPr>
-                  <w:r>
-                    <w:t xml:space="preserve">Definition</w:t>
-                  </w:r>
-                </w:p>
-              </w:tc>
-              <w:tc>
-                <w:tcPr/>
-                <w:p>
-                  <w:pPr>
-                    <w:pStyle w:val="Compact"/>
-                    <w:jc w:val="right"/>
-                    <w:jc w:val="center"/>
-                  </w:pPr>
-                  <w:r>
-                    <w:t xml:space="preserve">4</w:t>
-                  </w:r>
-                </w:p>
-              </w:tc>
-              <w:tc>
-                <w:tcPr/>
-                <w:p>
-                  <w:pPr>
-                    <w:pStyle w:val="Compact"/>
-                    <w:jc w:val="right"/>
-                    <w:jc w:val="center"/>
-                  </w:pPr>
-                  <w:r>
-                    <w:t xml:space="preserve">6</w:t>
+                    <w:t xml:space="preserve">Derivative of log-odds by odds</w:t>
+                  </w:r>
+                </w:p>
+              </w:tc>
+              <w:tc>
+                <w:tcPr/>
+                <w:p>
+                  <w:pPr>
+                    <w:pStyle w:val="Compact"/>
+                    <w:jc w:val="left"/>
+                    <w:jc w:val="center"/>
+                  </w:pPr>
+                  <w:r>
+                    <w:t xml:space="preserve">Lemma</w:t>
+                  </w:r>
+                </w:p>
+              </w:tc>
+              <w:tc>
+                <w:tcPr/>
+                <w:p>
+                  <w:pPr>
+                    <w:pStyle w:val="Compact"/>
+                    <w:jc w:val="right"/>
+                    <w:jc w:val="center"/>
+                  </w:pPr>
+                  <w:r>
+                    <w:t xml:space="preserve">1</w:t>
+                  </w:r>
+                </w:p>
+              </w:tc>
+              <w:tc>
+                <w:tcPr/>
+                <w:p>
+                  <w:pPr>
+                    <w:pStyle w:val="Compact"/>
+                    <w:jc w:val="right"/>
+                    <w:jc w:val="center"/>
+                  </w:pPr>
+                  <w:r>
+                    <w:t xml:space="preserve">7</w:t>
                   </w:r>
                 </w:p>
               </w:tc>
@@ -3300,20 +3300,20 @@
                     <w:jc w:val="center"/>
                   </w:pPr>
                   <w:r>
-                    <w:t xml:space="preserve">Derivative of odds function</w:t>
-                  </w:r>
-                </w:p>
-              </w:tc>
-              <w:tc>
-                <w:tcPr/>
-                <w:p>
-                  <w:pPr>
-                    <w:pStyle w:val="Compact"/>
-                    <w:jc w:val="left"/>
-                    <w:jc w:val="center"/>
-                  </w:pPr>
-                  <w:r>
-                    <w:t xml:space="preserve">Theorem</w:t>
+                    <w:t xml:space="preserve">Conditional predicted risk</w:t>
+                  </w:r>
+                </w:p>
+              </w:tc>
+              <w:tc>
+                <w:tcPr/>
+                <w:p>
+                  <w:pPr>
+                    <w:pStyle w:val="Compact"/>
+                    <w:jc w:val="left"/>
+                    <w:jc w:val="center"/>
+                  </w:pPr>
+                  <w:r>
+                    <w:t xml:space="preserve">Definition</w:t>
                   </w:r>
                 </w:p>
               </w:tc>
@@ -3354,7 +3354,7 @@
                     <w:jc w:val="center"/>
                   </w:pPr>
                   <w:r>
-                    <w:t xml:space="preserve">Risk-set score total</w:t>
+                    <w:t xml:space="preserve">logit function</w:t>
                   </w:r>
                 </w:p>
               </w:tc>
@@ -3380,20 +3380,20 @@
                     <w:jc w:val="center"/>
                   </w:pPr>
                   <w:r>
-                    <w:t xml:space="preserve">2</w:t>
-                  </w:r>
-                </w:p>
-              </w:tc>
-              <w:tc>
-                <w:tcPr/>
-                <w:p>
-                  <w:pPr>
-                    <w:pStyle w:val="Compact"/>
-                    <w:jc w:val="right"/>
-                    <w:jc w:val="center"/>
-                  </w:pPr>
-                  <w:r>
-                    <w:t xml:space="preserve">5</w:t>
+                    <w:t xml:space="preserve">3</w:t>
+                  </w:r>
+                </w:p>
+              </w:tc>
+              <w:tc>
+                <w:tcPr/>
+                <w:p>
+                  <w:pPr>
+                    <w:pStyle w:val="Compact"/>
+                    <w:jc w:val="right"/>
+                    <w:jc w:val="center"/>
+                  </w:pPr>
+                  <w:r>
+                    <w:t xml:space="preserve">6</w:t>
                   </w:r>
                 </w:p>
               </w:tc>
@@ -3408,7 +3408,7 @@
                     <w:jc w:val="center"/>
                   </w:pPr>
                   <w:r>
-                    <w:t xml:space="preserve">Derivative of log-odds by odds</w:t>
+                    <w:t xml:space="preserve">Derivative of odds w.r.t. log-odds</w:t>
                   </w:r>
                 </w:p>
               </w:tc>
@@ -3434,20 +3434,20 @@
                     <w:jc w:val="center"/>
                   </w:pPr>
                   <w:r>
-                    <w:t xml:space="preserve">1</w:t>
-                  </w:r>
-                </w:p>
-              </w:tc>
-              <w:tc>
-                <w:tcPr/>
-                <w:p>
-                  <w:pPr>
-                    <w:pStyle w:val="Compact"/>
-                    <w:jc w:val="right"/>
-                    <w:jc w:val="center"/>
-                  </w:pPr>
-                  <w:r>
-                    <w:t xml:space="preserve">5</w:t>
+                    <w:t xml:space="preserve">2</w:t>
+                  </w:r>
+                </w:p>
+              </w:tc>
+              <w:tc>
+                <w:tcPr/>
+                <w:p>
+                  <w:pPr>
+                    <w:pStyle w:val="Compact"/>
+                    <w:jc w:val="right"/>
+                    <w:jc w:val="center"/>
+                  </w:pPr>
+                  <w:r>
+                    <w:t xml:space="preserve">6</w:t>
                   </w:r>
                 </w:p>
               </w:tc>
@@ -3462,20 +3462,20 @@
                     <w:jc w:val="center"/>
                   </w:pPr>
                   <w:r>
-                    <w:t xml:space="preserve">One plus odds in terms of non-event probability</w:t>
-                  </w:r>
-                </w:p>
-              </w:tc>
-              <w:tc>
-                <w:tcPr/>
-                <w:p>
-                  <w:pPr>
-                    <w:pStyle w:val="Compact"/>
-                    <w:jc w:val="left"/>
-                    <w:jc w:val="center"/>
-                  </w:pPr>
-                  <w:r>
-                    <w:t xml:space="preserve">Corollary</w:t>
+                    <w:t xml:space="preserve">Derivative of log-odds by odds</w:t>
+                  </w:r>
+                </w:p>
+              </w:tc>
+              <w:tc>
+                <w:tcPr/>
+                <w:p>
+                  <w:pPr>
+                    <w:pStyle w:val="Compact"/>
+                    <w:jc w:val="left"/>
+                    <w:jc w:val="center"/>
+                  </w:pPr>
+                  <w:r>
+                    <w:t xml:space="preserve">Theorem</w:t>
                   </w:r>
                 </w:p>
               </w:tc>
@@ -3501,7 +3501,7 @@
                     <w:jc w:val="center"/>
                   </w:pPr>
                   <w:r>
-                    <w:t xml:space="preserve">4</w:t>
+                    <w:t xml:space="preserve">6</w:t>
                   </w:r>
                 </w:p>
               </w:tc>
@@ -3516,7 +3516,7 @@
                     <w:jc w:val="center"/>
                   </w:pPr>
                   <w:r>
-                    <w:t xml:space="preserve">Hazard function, hazard rate, hazard rate function</w:t>
+                    <w:t xml:space="preserve">First-order interval failure probability</w:t>
                   </w:r>
                 </w:p>
               </w:tc>
@@ -3555,7 +3555,7 @@
                     <w:jc w:val="center"/>
                   </w:pPr>
                   <w:r>
-                    <w:t xml:space="preserve">4</w:t>
+                    <w:t xml:space="preserve">5</w:t>
                   </w:r>
                 </w:p>
               </w:tc>
@@ -3570,7 +3570,7 @@
                     <w:jc w:val="center"/>
                   </w:pPr>
                   <w:r>
-                    <w:t xml:space="preserve">Interval failure probability</w:t>
+                    <w:t xml:space="preserve">One-way random-effects model</w:t>
                   </w:r>
                 </w:p>
               </w:tc>
@@ -3596,20 +3596,20 @@
                     <w:jc w:val="center"/>
                   </w:pPr>
                   <w:r>
-                    <w:t xml:space="preserve">3</w:t>
-                  </w:r>
-                </w:p>
-              </w:tc>
-              <w:tc>
-                <w:tcPr/>
-                <w:p>
-                  <w:pPr>
-                    <w:pStyle w:val="Compact"/>
-                    <w:jc w:val="right"/>
-                    <w:jc w:val="center"/>
-                  </w:pPr>
-                  <w:r>
-                    <w:t xml:space="preserve">4</w:t>
+                    <w:t xml:space="preserve">5</w:t>
+                  </w:r>
+                </w:p>
+              </w:tc>
+              <w:tc>
+                <w:tcPr/>
+                <w:p>
+                  <w:pPr>
+                    <w:pStyle w:val="Compact"/>
+                    <w:jc w:val="right"/>
+                    <w:jc w:val="center"/>
+                  </w:pPr>
+                  <w:r>
+                    <w:t xml:space="preserve">5</w:t>
                   </w:r>
                 </w:p>
               </w:tc>
@@ -3624,7 +3624,7 @@
                     <w:jc w:val="center"/>
                   </w:pPr>
                   <w:r>
-                    <w:t xml:space="preserve">logit function</w:t>
+                    <w:t xml:space="preserve">Risk-set score total</w:t>
                   </w:r>
                 </w:p>
               </w:tc>
@@ -3663,7 +3663,7 @@
                     <w:jc w:val="center"/>
                   </w:pPr>
                   <w:r>
-                    <w:t xml:space="preserve">4</w:t>
+                    <w:t xml:space="preserve">5</w:t>
                   </w:r>
                 </w:p>
               </w:tc>
@@ -3678,20 +3678,20 @@
                     <w:jc w:val="center"/>
                   </w:pPr>
                   <w:r>
-                    <w:t xml:space="preserve">Variance</w:t>
-                  </w:r>
-                </w:p>
-              </w:tc>
-              <w:tc>
-                <w:tcPr/>
-                <w:p>
-                  <w:pPr>
-                    <w:pStyle w:val="Compact"/>
-                    <w:jc w:val="left"/>
-                    <w:jc w:val="center"/>
-                  </w:pPr>
-                  <w:r>
-                    <w:t xml:space="preserve">Definition</w:t>
+                    <w:t xml:space="preserve">Causal marginal risk under identification assumptions</w:t>
+                  </w:r>
+                </w:p>
+              </w:tc>
+              <w:tc>
+                <w:tcPr/>
+                <w:p>
+                  <w:pPr>
+                    <w:pStyle w:val="Compact"/>
+                    <w:jc w:val="left"/>
+                    <w:jc w:val="center"/>
+                  </w:pPr>
+                  <w:r>
+                    <w:t xml:space="preserve">Theorem</w:t>
                   </w:r>
                 </w:p>
               </w:tc>
@@ -3717,7 +3717,7 @@
                     <w:jc w:val="center"/>
                   </w:pPr>
                   <w:r>
-                    <w:t xml:space="preserve">4</w:t>
+                    <w:t xml:space="preserve">5</w:t>
                   </w:r>
                 </w:p>
               </w:tc>
@@ -3732,20 +3732,20 @@
                     <w:jc w:val="center"/>
                   </w:pPr>
                   <w:r>
-                    <w:t xml:space="preserve">Derivative of odds w.r.t. log-odds</w:t>
-                  </w:r>
-                </w:p>
-              </w:tc>
-              <w:tc>
-                <w:tcPr/>
-                <w:p>
-                  <w:pPr>
-                    <w:pStyle w:val="Compact"/>
-                    <w:jc w:val="left"/>
-                    <w:jc w:val="center"/>
-                  </w:pPr>
-                  <w:r>
-                    <w:t xml:space="preserve">Lemma</w:t>
+                    <w:t xml:space="preserve">Derivative of log-odds by probability</w:t>
+                  </w:r>
+                </w:p>
+              </w:tc>
+              <w:tc>
+                <w:tcPr/>
+                <w:p>
+                  <w:pPr>
+                    <w:pStyle w:val="Compact"/>
+                    <w:jc w:val="left"/>
+                    <w:jc w:val="center"/>
+                  </w:pPr>
+                  <w:r>
+                    <w:t xml:space="preserve">Theorem</w:t>
                   </w:r>
                 </w:p>
               </w:tc>
@@ -3771,7 +3771,7 @@
                     <w:jc w:val="center"/>
                   </w:pPr>
                   <w:r>
-                    <w:t xml:space="preserve">4</w:t>
+                    <w:t xml:space="preserve">5</w:t>
                   </w:r>
                 </w:p>
               </w:tc>
@@ -3786,33 +3786,33 @@
                     <w:jc w:val="center"/>
                   </w:pPr>
                   <w:r>
-                    <w:t xml:space="preserve">Derivative of log-odds by odds</w:t>
-                  </w:r>
-                </w:p>
-              </w:tc>
-              <w:tc>
-                <w:tcPr/>
-                <w:p>
-                  <w:pPr>
-                    <w:pStyle w:val="Compact"/>
-                    <w:jc w:val="left"/>
-                    <w:jc w:val="center"/>
-                  </w:pPr>
-                  <w:r>
-                    <w:t xml:space="preserve">Theorem</w:t>
-                  </w:r>
-                </w:p>
-              </w:tc>
-              <w:tc>
-                <w:tcPr/>
-                <w:p>
-                  <w:pPr>
-                    <w:pStyle w:val="Compact"/>
-                    <w:jc w:val="right"/>
-                    <w:jc w:val="center"/>
-                  </w:pPr>
-                  <w:r>
-                    <w:t xml:space="preserve">1</w:t>
+                    <w:t xml:space="preserve">G-computation</w:t>
+                  </w:r>
+                </w:p>
+              </w:tc>
+              <w:tc>
+                <w:tcPr/>
+                <w:p>
+                  <w:pPr>
+                    <w:pStyle w:val="Compact"/>
+                    <w:jc w:val="left"/>
+                    <w:jc w:val="center"/>
+                  </w:pPr>
+                  <w:r>
+                    <w:t xml:space="preserve">Definition</w:t>
+                  </w:r>
+                </w:p>
+              </w:tc>
+              <w:tc>
+                <w:tcPr/>
+                <w:p>
+                  <w:pPr>
+                    <w:pStyle w:val="Compact"/>
+                    <w:jc w:val="right"/>
+                    <w:jc w:val="center"/>
+                  </w:pPr>
+                  <w:r>
+                    <w:t xml:space="preserve">3</w:t>
                   </w:r>
                 </w:p>
               </w:tc>
@@ -3840,33 +3840,33 @@
                     <w:jc w:val="center"/>
                   </w:pPr>
                   <w:r>
-                    <w:t xml:space="preserve">Proportional-hazards decomposition of the hazard</w:t>
-                  </w:r>
-                </w:p>
-              </w:tc>
-              <w:tc>
-                <w:tcPr/>
-                <w:p>
-                  <w:pPr>
-                    <w:pStyle w:val="Compact"/>
-                    <w:jc w:val="left"/>
-                    <w:jc w:val="center"/>
-                  </w:pPr>
-                  <w:r>
-                    <w:t xml:space="preserve">Theorem</w:t>
-                  </w:r>
-                </w:p>
-              </w:tc>
-              <w:tc>
-                <w:tcPr/>
-                <w:p>
-                  <w:pPr>
-                    <w:pStyle w:val="Compact"/>
-                    <w:jc w:val="right"/>
-                    <w:jc w:val="center"/>
-                  </w:pPr>
-                  <w:r>
-                    <w:t xml:space="preserve">1</w:t>
+                    <w:t xml:space="preserve">Hazard function, hazard rate, hazard rate function</w:t>
+                  </w:r>
+                </w:p>
+              </w:tc>
+              <w:tc>
+                <w:tcPr/>
+                <w:p>
+                  <w:pPr>
+                    <w:pStyle w:val="Compact"/>
+                    <w:jc w:val="left"/>
+                    <w:jc w:val="center"/>
+                  </w:pPr>
+                  <w:r>
+                    <w:t xml:space="preserve">Definition</w:t>
+                  </w:r>
+                </w:p>
+              </w:tc>
+              <w:tc>
+                <w:tcPr/>
+                <w:p>
+                  <w:pPr>
+                    <w:pStyle w:val="Compact"/>
+                    <w:jc w:val="right"/>
+                    <w:jc w:val="center"/>
+                  </w:pPr>
+                  <w:r>
+                    <w:t xml:space="preserve">3</w:t>
                   </w:r>
                 </w:p>
               </w:tc>
@@ -3894,20 +3894,20 @@
                     <w:jc w:val="center"/>
                   </w:pPr>
                   <w:r>
-                    <w:t xml:space="preserve">Derivative of odds function in terms of odds</w:t>
-                  </w:r>
-                </w:p>
-              </w:tc>
-              <w:tc>
-                <w:tcPr/>
-                <w:p>
-                  <w:pPr>
-                    <w:pStyle w:val="Compact"/>
-                    <w:jc w:val="left"/>
-                    <w:jc w:val="center"/>
-                  </w:pPr>
-                  <w:r>
-                    <w:t xml:space="preserve">Corollary</w:t>
+                    <w:t xml:space="preserve">Derivative of odds in terms of probability</w:t>
+                  </w:r>
+                </w:p>
+              </w:tc>
+              <w:tc>
+                <w:tcPr/>
+                <w:p>
+                  <w:pPr>
+                    <w:pStyle w:val="Compact"/>
+                    <w:jc w:val="left"/>
+                    <w:jc w:val="center"/>
+                  </w:pPr>
+                  <w:r>
+                    <w:t xml:space="preserve">Theorem</w:t>
                   </w:r>
                 </w:p>
               </w:tc>
@@ -3933,7 +3933,7 @@
                     <w:jc w:val="center"/>
                   </w:pPr>
                   <w:r>
-                    <w:t xml:space="preserve">3</w:t>
+                    <w:t xml:space="preserve">4</w:t>
                   </w:r>
                 </w:p>
               </w:tc>
@@ -3948,46 +3948,46 @@
                     <w:jc w:val="center"/>
                   </w:pPr>
                   <w:r>
-                    <w:t xml:space="preserve">Cumulative distribution function (CDF)</w:t>
-                  </w:r>
-                </w:p>
-              </w:tc>
-              <w:tc>
-                <w:tcPr/>
-                <w:p>
-                  <w:pPr>
-                    <w:pStyle w:val="Compact"/>
-                    <w:jc w:val="left"/>
-                    <w:jc w:val="center"/>
-                  </w:pPr>
-                  <w:r>
-                    <w:t xml:space="preserve">Definition</w:t>
-                  </w:r>
-                </w:p>
-              </w:tc>
-              <w:tc>
-                <w:tcPr/>
-                <w:p>
-                  <w:pPr>
-                    <w:pStyle w:val="Compact"/>
-                    <w:jc w:val="right"/>
-                    <w:jc w:val="center"/>
-                  </w:pPr>
-                  <w:r>
-                    <w:t xml:space="preserve">2</w:t>
-                  </w:r>
-                </w:p>
-              </w:tc>
-              <w:tc>
-                <w:tcPr/>
-                <w:p>
-                  <w:pPr>
-                    <w:pStyle w:val="Compact"/>
-                    <w:jc w:val="right"/>
-                    <w:jc w:val="center"/>
-                  </w:pPr>
-                  <w:r>
-                    <w:t xml:space="preserve">3</w:t>
+                    <w:t xml:space="preserve">Derivative of inverse odds function</w:t>
+                  </w:r>
+                </w:p>
+              </w:tc>
+              <w:tc>
+                <w:tcPr/>
+                <w:p>
+                  <w:pPr>
+                    <w:pStyle w:val="Compact"/>
+                    <w:jc w:val="left"/>
+                    <w:jc w:val="center"/>
+                  </w:pPr>
+                  <w:r>
+                    <w:t xml:space="preserve">Theorem</w:t>
+                  </w:r>
+                </w:p>
+              </w:tc>
+              <w:tc>
+                <w:tcPr/>
+                <w:p>
+                  <w:pPr>
+                    <w:pStyle w:val="Compact"/>
+                    <w:jc w:val="right"/>
+                    <w:jc w:val="center"/>
+                  </w:pPr>
+                  <w:r>
+                    <w:t xml:space="preserve">1</w:t>
+                  </w:r>
+                </w:p>
+              </w:tc>
+              <w:tc>
+                <w:tcPr/>
+                <w:p>
+                  <w:pPr>
+                    <w:pStyle w:val="Compact"/>
+                    <w:jc w:val="right"/>
+                    <w:jc w:val="center"/>
+                  </w:pPr>
+                  <w:r>
+                    <w:t xml:space="preserve">4</w:t>
                   </w:r>
                 </w:p>
               </w:tc>
@@ -4002,46 +4002,46 @@
                     <w:jc w:val="center"/>
                   </w:pPr>
                   <w:r>
-                    <w:t xml:space="preserve">Statistical independence</w:t>
-                  </w:r>
-                </w:p>
-              </w:tc>
-              <w:tc>
-                <w:tcPr/>
-                <w:p>
-                  <w:pPr>
-                    <w:pStyle w:val="Compact"/>
-                    <w:jc w:val="left"/>
-                    <w:jc w:val="center"/>
-                  </w:pPr>
-                  <w:r>
-                    <w:t xml:space="preserve">Definition</w:t>
-                  </w:r>
-                </w:p>
-              </w:tc>
-              <w:tc>
-                <w:tcPr/>
-                <w:p>
-                  <w:pPr>
-                    <w:pStyle w:val="Compact"/>
-                    <w:jc w:val="right"/>
-                    <w:jc w:val="center"/>
-                  </w:pPr>
-                  <w:r>
-                    <w:t xml:space="preserve">3</w:t>
-                  </w:r>
-                </w:p>
-              </w:tc>
-              <w:tc>
-                <w:tcPr/>
-                <w:p>
-                  <w:pPr>
-                    <w:pStyle w:val="Compact"/>
-                    <w:jc w:val="right"/>
-                    <w:jc w:val="center"/>
-                  </w:pPr>
-                  <w:r>
-                    <w:t xml:space="preserve">3</w:t>
+                    <w:t xml:space="preserve">Proportional-hazards decomposition of the hazard</w:t>
+                  </w:r>
+                </w:p>
+              </w:tc>
+              <w:tc>
+                <w:tcPr/>
+                <w:p>
+                  <w:pPr>
+                    <w:pStyle w:val="Compact"/>
+                    <w:jc w:val="left"/>
+                    <w:jc w:val="center"/>
+                  </w:pPr>
+                  <w:r>
+                    <w:t xml:space="preserve">Theorem</w:t>
+                  </w:r>
+                </w:p>
+              </w:tc>
+              <w:tc>
+                <w:tcPr/>
+                <w:p>
+                  <w:pPr>
+                    <w:pStyle w:val="Compact"/>
+                    <w:jc w:val="right"/>
+                    <w:jc w:val="center"/>
+                  </w:pPr>
+                  <w:r>
+                    <w:t xml:space="preserve">1</w:t>
+                  </w:r>
+                </w:p>
+              </w:tc>
+              <w:tc>
+                <w:tcPr/>
+                <w:p>
+                  <w:pPr>
+                    <w:pStyle w:val="Compact"/>
+                    <w:jc w:val="right"/>
+                    <w:jc w:val="center"/>
+                  </w:pPr>
+                  <w:r>
+                    <w:t xml:space="preserve">4</w:t>
                   </w:r>
                 </w:p>
               </w:tc>
@@ -4056,7 +4056,7 @@
                     <w:jc w:val="center"/>
                   </w:pPr>
                   <w:r>
-                    <w:t xml:space="preserve">Proportional-hazards first-order interval failure probability</w:t>
+                    <w:t xml:space="preserve">expit, logistic, inverse-logit</w:t>
                   </w:r>
                 </w:p>
               </w:tc>
@@ -4082,7 +4082,7 @@
                     <w:jc w:val="center"/>
                   </w:pPr>
                   <w:r>
-                    <w:t xml:space="preserve">1</w:t>
+                    <w:t xml:space="preserve">2</w:t>
                   </w:r>
                 </w:p>
               </w:tc>
@@ -4110,7 +4110,7 @@
                     <w:jc w:val="center"/>
                   </w:pPr>
                   <w:r>
-                    <w:t xml:space="preserve">Cox proportional hazards model</w:t>
+                    <w:t xml:space="preserve">inverse odds function</w:t>
                   </w:r>
                 </w:p>
               </w:tc>
@@ -4136,7 +4136,7 @@
                     <w:jc w:val="center"/>
                   </w:pPr>
                   <w:r>
-                    <w:t xml:space="preserve">1</w:t>
+                    <w:t xml:space="preserve">2</w:t>
                   </w:r>
                 </w:p>
               </w:tc>
@@ -4164,7 +4164,7 @@
                     <w:jc w:val="center"/>
                   </w:pPr>
                   <w:r>
-                    <w:t xml:space="preserve">Vector derivative</w:t>
+                    <w:t xml:space="preserve">Proportional-hazards first-order interval failure probability</w:t>
                   </w:r>
                 </w:p>
               </w:tc>
@@ -4218,20 +4218,20 @@
                     <w:jc w:val="center"/>
                   </w:pPr>
                   <w:r>
-                    <w:t xml:space="preserve">Point-mass optimality of the profile baseline hazard</w:t>
-                  </w:r>
-                </w:p>
-              </w:tc>
-              <w:tc>
-                <w:tcPr/>
-                <w:p>
-                  <w:pPr>
-                    <w:pStyle w:val="Compact"/>
-                    <w:jc w:val="left"/>
-                    <w:jc w:val="center"/>
-                  </w:pPr>
-                  <w:r>
-                    <w:t xml:space="preserve">Lemma</w:t>
+                    <w:t xml:space="preserve">Cox proportional hazards model</w:t>
+                  </w:r>
+                </w:p>
+              </w:tc>
+              <w:tc>
+                <w:tcPr/>
+                <w:p>
+                  <w:pPr>
+                    <w:pStyle w:val="Compact"/>
+                    <w:jc w:val="left"/>
+                    <w:jc w:val="center"/>
+                  </w:pPr>
+                  <w:r>
+                    <w:t xml:space="preserve">Definition</w:t>
                   </w:r>
                 </w:p>
               </w:tc>
@@ -4272,33 +4272,33 @@
                     <w:jc w:val="center"/>
                   </w:pPr>
                   <w:r>
-                    <w:t xml:space="preserve">Derivative of log-odds by probability</w:t>
-                  </w:r>
-                </w:p>
-              </w:tc>
-              <w:tc>
-                <w:tcPr/>
-                <w:p>
-                  <w:pPr>
-                    <w:pStyle w:val="Compact"/>
-                    <w:jc w:val="left"/>
-                    <w:jc w:val="center"/>
-                  </w:pPr>
-                  <w:r>
-                    <w:t xml:space="preserve">Theorem</w:t>
-                  </w:r>
-                </w:p>
-              </w:tc>
-              <w:tc>
-                <w:tcPr/>
-                <w:p>
-                  <w:pPr>
-                    <w:pStyle w:val="Compact"/>
-                    <w:jc w:val="right"/>
-                    <w:jc w:val="center"/>
-                  </w:pPr>
-                  <w:r>
-                    <w:t xml:space="preserve">2</w:t>
+                    <w:t xml:space="preserve">Point-mass optimality of the profile baseline hazard</w:t>
+                  </w:r>
+                </w:p>
+              </w:tc>
+              <w:tc>
+                <w:tcPr/>
+                <w:p>
+                  <w:pPr>
+                    <w:pStyle w:val="Compact"/>
+                    <w:jc w:val="left"/>
+                    <w:jc w:val="center"/>
+                  </w:pPr>
+                  <w:r>
+                    <w:t xml:space="preserve">Lemma</w:t>
+                  </w:r>
+                </w:p>
+              </w:tc>
+              <w:tc>
+                <w:tcPr/>
+                <w:p>
+                  <w:pPr>
+                    <w:pStyle w:val="Compact"/>
+                    <w:jc w:val="right"/>
+                    <w:jc w:val="center"/>
+                  </w:pPr>
+                  <w:r>
+                    <w:t xml:space="preserve">1</w:t>
                   </w:r>
                 </w:p>
               </w:tc>
@@ -4326,7 +4326,7 @@
                     <w:jc w:val="center"/>
                   </w:pPr>
                   <w:r>
-                    <w:t xml:space="preserve">Law of conditional probability</w:t>
+                    <w:t xml:space="preserve">Derivative of probability w.r.t. log-odds</w:t>
                   </w:r>
                 </w:p>
               </w:tc>
@@ -4352,7 +4352,7 @@
                     <w:jc w:val="center"/>
                   </w:pPr>
                   <w:r>
-                    <w:t xml:space="preserve">2</w:t>
+                    <w:t xml:space="preserve">3</w:t>
                   </w:r>
                 </w:p>
               </w:tc>
@@ -4380,7 +4380,7 @@
                     <w:jc w:val="center"/>
                   </w:pPr>
                   <w:r>
-                    <w:t xml:space="preserve">An event and its complement sum to 1</w:t>
+                    <w:t xml:space="preserve">Marginal risk as a conditional expectation</w:t>
                   </w:r>
                 </w:p>
               </w:tc>
@@ -4406,7 +4406,7 @@
                     <w:jc w:val="center"/>
                   </w:pPr>
                   <w:r>
-                    <w:t xml:space="preserve">1</w:t>
+                    <w:t xml:space="preserve">3</w:t>
                   </w:r>
                 </w:p>
               </w:tc>
@@ -4434,7 +4434,7 @@
                     <w:jc w:val="center"/>
                   </w:pPr>
                   <w:r>
-                    <w:t xml:space="preserve">Complement rule</w:t>
+                    <w:t xml:space="preserve">Odds via the odds function</w:t>
                   </w:r>
                 </w:p>
               </w:tc>
@@ -4460,7 +4460,7 @@
                     <w:jc w:val="center"/>
                   </w:pPr>
                   <w:r>
-                    <w:t xml:space="preserve">2</w:t>
+                    <w:t xml:space="preserve">1</w:t>
                   </w:r>
                 </w:p>
               </w:tc>
@@ -4488,7 +4488,7 @@
                     <w:jc w:val="center"/>
                   </w:pPr>
                   <w:r>
-                    <w:t xml:space="preserve">Covariance</w:t>
+                    <w:t xml:space="preserve">Cox-Snell generalized residuals</w:t>
                   </w:r>
                 </w:p>
               </w:tc>
@@ -4542,7 +4542,7 @@
                     <w:jc w:val="center"/>
                   </w:pPr>
                   <w:r>
-                    <w:t xml:space="preserve">Cox-Snell generalized residuals</w:t>
+                    <w:t xml:space="preserve">Leverage for a GLM</w:t>
                   </w:r>
                 </w:p>
               </w:tc>
@@ -4596,7 +4596,7 @@
                     <w:jc w:val="center"/>
                   </w:pPr>
                   <w:r>
-                    <w:t xml:space="preserve">Dot product/linear combination/inner product</w:t>
+                    <w:t xml:space="preserve">Observed marginal risk</w:t>
                   </w:r>
                 </w:p>
               </w:tc>
@@ -4650,7 +4650,7 @@
                     <w:jc w:val="center"/>
                   </w:pPr>
                   <w:r>
-                    <w:t xml:space="preserve">Riemann integrable</w:t>
+                    <w:t xml:space="preserve">Odds function</w:t>
                   </w:r>
                 </w:p>
               </w:tc>
@@ -4676,7 +4676,7 @@
                     <w:jc w:val="center"/>
                   </w:pPr>
                   <w:r>
-                    <w:t xml:space="preserve">2</w:t>
+                    <w:t xml:space="preserve">1</w:t>
                   </w:r>
                 </w:p>
               </w:tc>
@@ -4704,7 +4704,7 @@
                     <w:jc w:val="center"/>
                   </w:pPr>
                   <w:r>
-                    <w:t xml:space="preserve">Cox PH partial likelihood</w:t>
+                    <w:t xml:space="preserve">Odds ratio</w:t>
                   </w:r>
                 </w:p>
               </w:tc>
@@ -4758,7 +4758,7 @@
                     <w:jc w:val="center"/>
                   </w:pPr>
                   <w:r>
-                    <w:t xml:space="preserve">Risk Score</w:t>
+                    <w:t xml:space="preserve">Pearson residual</w:t>
                   </w:r>
                 </w:p>
               </w:tc>
@@ -4812,20 +4812,20 @@
                     <w:jc w:val="center"/>
                   </w:pPr>
                   <w:r>
-                    <w:t xml:space="preserve">Derivative of log-odds with respect to coefficients</w:t>
-                  </w:r>
-                </w:p>
-              </w:tc>
-              <w:tc>
-                <w:tcPr/>
-                <w:p>
-                  <w:pPr>
-                    <w:pStyle w:val="Compact"/>
-                    <w:jc w:val="left"/>
-                    <w:jc w:val="center"/>
-                  </w:pPr>
-                  <w:r>
-                    <w:t xml:space="preserve">Lemma</w:t>
+                    <w:t xml:space="preserve">Cox PH partial likelihood</w:t>
+                  </w:r>
+                </w:p>
+              </w:tc>
+              <w:tc>
+                <w:tcPr/>
+                <w:p>
+                  <w:pPr>
+                    <w:pStyle w:val="Compact"/>
+                    <w:jc w:val="left"/>
+                    <w:jc w:val="center"/>
+                  </w:pPr>
+                  <w:r>
+                    <w:t xml:space="preserve">Definition</w:t>
                   </w:r>
                 </w:p>
               </w:tc>
@@ -4866,20 +4866,20 @@
                     <w:jc w:val="center"/>
                   </w:pPr>
                   <w:r>
-                    <w:t xml:space="preserve">Simplified expression for inverse odds function</w:t>
-                  </w:r>
-                </w:p>
-              </w:tc>
-              <w:tc>
-                <w:tcPr/>
-                <w:p>
-                  <w:pPr>
-                    <w:pStyle w:val="Compact"/>
-                    <w:jc w:val="left"/>
-                    <w:jc w:val="center"/>
-                  </w:pPr>
-                  <w:r>
-                    <w:t xml:space="preserve">Lemma</w:t>
+                    <w:t xml:space="preserve">Risk Score</w:t>
+                  </w:r>
+                </w:p>
+              </w:tc>
+              <w:tc>
+                <w:tcPr/>
+                <w:p>
+                  <w:pPr>
+                    <w:pStyle w:val="Compact"/>
+                    <w:jc w:val="left"/>
+                    <w:jc w:val="center"/>
+                  </w:pPr>
+                  <w:r>
+                    <w:t xml:space="preserve">Definition</w:t>
                   </w:r>
                 </w:p>
               </w:tc>
@@ -4920,7 +4920,7 @@
                     <w:jc w:val="center"/>
                   </w:pPr>
                   <w:r>
-                    <w:t xml:space="preserve">One minus inverse-odds</w:t>
+                    <w:t xml:space="preserve">Derivative of log-odds with respect to coefficients</w:t>
                   </w:r>
                 </w:p>
               </w:tc>
@@ -4974,7 +4974,7 @@
                     <w:jc w:val="center"/>
                   </w:pPr>
                   <w:r>
-                    <w:t xml:space="preserve">Profile likelihood in terms of point masses</w:t>
+                    <w:t xml:space="preserve">Simplified expression for inverse odds function</w:t>
                   </w:r>
                 </w:p>
               </w:tc>
@@ -5000,7 +5000,7 @@
                     <w:jc w:val="center"/>
                   </w:pPr>
                   <w:r>
-                    <w:t xml:space="preserve">2</w:t>
+                    <w:t xml:space="preserve">1</w:t>
                   </w:r>
                 </w:p>
               </w:tc>
@@ -5028,7 +5028,7 @@
                     <w:jc w:val="center"/>
                   </w:pPr>
                   <w:r>
-                    <w:t xml:space="preserve">Single-subject failure probability in a risk set</w:t>
+                    <w:t xml:space="preserve">Odds from log-odds</w:t>
                   </w:r>
                 </w:p>
               </w:tc>
@@ -5054,7 +5054,7 @@
                     <w:jc w:val="center"/>
                   </w:pPr>
                   <w:r>
-                    <w:t xml:space="preserve">2</w:t>
+                    <w:t xml:space="preserve">1</w:t>
                   </w:r>
                 </w:p>
               </w:tc>
@@ -5082,33 +5082,33 @@
                     <w:jc w:val="center"/>
                   </w:pPr>
                   <w:r>
-                    <w:t xml:space="preserve">Derivative of odds in terms of probability</w:t>
-                  </w:r>
-                </w:p>
-              </w:tc>
-              <w:tc>
-                <w:tcPr/>
-                <w:p>
-                  <w:pPr>
-                    <w:pStyle w:val="Compact"/>
-                    <w:jc w:val="left"/>
-                    <w:jc w:val="center"/>
-                  </w:pPr>
-                  <w:r>
-                    <w:t xml:space="preserve">Theorem</w:t>
-                  </w:r>
-                </w:p>
-              </w:tc>
-              <w:tc>
-                <w:tcPr/>
-                <w:p>
-                  <w:pPr>
-                    <w:pStyle w:val="Compact"/>
-                    <w:jc w:val="right"/>
-                    <w:jc w:val="center"/>
-                  </w:pPr>
-                  <w:r>
-                    <w:t xml:space="preserve">1</w:t>
+                    <w:t xml:space="preserve">One minus inverse-odds</w:t>
+                  </w:r>
+                </w:p>
+              </w:tc>
+              <w:tc>
+                <w:tcPr/>
+                <w:p>
+                  <w:pPr>
+                    <w:pStyle w:val="Compact"/>
+                    <w:jc w:val="left"/>
+                    <w:jc w:val="center"/>
+                  </w:pPr>
+                  <w:r>
+                    <w:t xml:space="preserve">Lemma</w:t>
+                  </w:r>
+                </w:p>
+              </w:tc>
+              <w:tc>
+                <w:tcPr/>
+                <w:p>
+                  <w:pPr>
+                    <w:pStyle w:val="Compact"/>
+                    <w:jc w:val="right"/>
+                    <w:jc w:val="center"/>
+                  </w:pPr>
+                  <w:r>
+                    <w:t xml:space="preserve">2</w:t>
                   </w:r>
                 </w:p>
               </w:tc>
@@ -5136,33 +5136,33 @@
                     <w:jc w:val="center"/>
                   </w:pPr>
                   <w:r>
-                    <w:t xml:space="preserve">Derivative of inverse odds function</w:t>
-                  </w:r>
-                </w:p>
-              </w:tc>
-              <w:tc>
-                <w:tcPr/>
-                <w:p>
-                  <w:pPr>
-                    <w:pStyle w:val="Compact"/>
-                    <w:jc w:val="left"/>
-                    <w:jc w:val="center"/>
-                  </w:pPr>
-                  <w:r>
-                    <w:t xml:space="preserve">Theorem</w:t>
-                  </w:r>
-                </w:p>
-              </w:tc>
-              <w:tc>
-                <w:tcPr/>
-                <w:p>
-                  <w:pPr>
-                    <w:pStyle w:val="Compact"/>
-                    <w:jc w:val="right"/>
-                    <w:jc w:val="center"/>
-                  </w:pPr>
-                  <w:r>
-                    <w:t xml:space="preserve">1</w:t>
+                    <w:t xml:space="preserve">Profile likelihood in terms of point masses</w:t>
+                  </w:r>
+                </w:p>
+              </w:tc>
+              <w:tc>
+                <w:tcPr/>
+                <w:p>
+                  <w:pPr>
+                    <w:pStyle w:val="Compact"/>
+                    <w:jc w:val="left"/>
+                    <w:jc w:val="center"/>
+                  </w:pPr>
+                  <w:r>
+                    <w:t xml:space="preserve">Lemma</w:t>
+                  </w:r>
+                </w:p>
+              </w:tc>
+              <w:tc>
+                <w:tcPr/>
+                <w:p>
+                  <w:pPr>
+                    <w:pStyle w:val="Compact"/>
+                    <w:jc w:val="right"/>
+                    <w:jc w:val="center"/>
+                  </w:pPr>
+                  <w:r>
+                    <w:t xml:space="preserve">2</w:t>
                   </w:r>
                 </w:p>
               </w:tc>
@@ -5190,33 +5190,33 @@
                     <w:jc w:val="center"/>
                   </w:pPr>
                   <w:r>
-                    <w:t xml:space="preserve">Derivative of a linear map</w:t>
-                  </w:r>
-                </w:p>
-              </w:tc>
-              <w:tc>
-                <w:tcPr/>
-                <w:p>
-                  <w:pPr>
-                    <w:pStyle w:val="Compact"/>
-                    <w:jc w:val="left"/>
-                    <w:jc w:val="center"/>
-                  </w:pPr>
-                  <w:r>
-                    <w:t xml:space="preserve">Theorem</w:t>
-                  </w:r>
-                </w:p>
-              </w:tc>
-              <w:tc>
-                <w:tcPr/>
-                <w:p>
-                  <w:pPr>
-                    <w:pStyle w:val="Compact"/>
-                    <w:jc w:val="right"/>
-                    <w:jc w:val="center"/>
-                  </w:pPr>
-                  <w:r>
-                    <w:t xml:space="preserve">1</w:t>
+                    <w:t xml:space="preserve">Single-subject failure probability in a risk set</w:t>
+                  </w:r>
+                </w:p>
+              </w:tc>
+              <w:tc>
+                <w:tcPr/>
+                <w:p>
+                  <w:pPr>
+                    <w:pStyle w:val="Compact"/>
+                    <w:jc w:val="left"/>
+                    <w:jc w:val="center"/>
+                  </w:pPr>
+                  <w:r>
+                    <w:t xml:space="preserve">Lemma</w:t>
+                  </w:r>
+                </w:p>
+              </w:tc>
+              <w:tc>
+                <w:tcPr/>
+                <w:p>
+                  <w:pPr>
+                    <w:pStyle w:val="Compact"/>
+                    <w:jc w:val="right"/>
+                    <w:jc w:val="center"/>
+                  </w:pPr>
+                  <w:r>
+                    <w:t xml:space="preserve">2</w:t>
                   </w:r>
                 </w:p>
               </w:tc>
@@ -5244,7 +5244,7 @@
                     <w:jc w:val="center"/>
                   </w:pPr>
                   <w:r>
-                    <w:t xml:space="preserve">Expanded expression for logit</w:t>
+                    <w:t xml:space="preserve">Consistency of g-computation</w:t>
                   </w:r>
                 </w:p>
               </w:tc>
@@ -5270,7 +5270,7 @@
                     <w:jc w:val="center"/>
                   </w:pPr>
                   <w:r>
-                    <w:t xml:space="preserve">1</w:t>
+                    <w:t xml:space="preserve">2</w:t>
                   </w:r>
                 </w:p>
               </w:tc>
@@ -5298,20 +5298,20 @@
                     <w:jc w:val="center"/>
                   </w:pPr>
                   <w:r>
-                    <w:t xml:space="preserve">Log-odds as a function of probability</w:t>
-                  </w:r>
-                </w:p>
-              </w:tc>
-              <w:tc>
-                <w:tcPr/>
-                <w:p>
-                  <w:pPr>
-                    <w:pStyle w:val="Compact"/>
-                    <w:jc w:val="left"/>
-                    <w:jc w:val="center"/>
-                  </w:pPr>
-                  <w:r>
-                    <w:t xml:space="preserve">Theorem</w:t>
+                    <w:t xml:space="preserve">Inverse-odds function inverts the odds function</w:t>
+                  </w:r>
+                </w:p>
+              </w:tc>
+              <w:tc>
+                <w:tcPr/>
+                <w:p>
+                  <w:pPr>
+                    <w:pStyle w:val="Compact"/>
+                    <w:jc w:val="left"/>
+                    <w:jc w:val="center"/>
+                  </w:pPr>
+                  <w:r>
+                    <w:t xml:space="preserve">Corollary</w:t>
                   </w:r>
                 </w:p>
               </w:tc>
@@ -5337,7 +5337,7 @@
                     <w:jc w:val="center"/>
                   </w:pPr>
                   <w:r>
-                    <w:t xml:space="preserve">2</w:t>
+                    <w:t xml:space="preserve">1</w:t>
                   </w:r>
                 </w:p>
               </w:tc>
@@ -5352,20 +5352,20 @@
                     <w:jc w:val="center"/>
                   </w:pPr>
                   <w:r>
-                    <w:t xml:space="preserve">Log-odds via the logit function</w:t>
-                  </w:r>
-                </w:p>
-              </w:tc>
-              <w:tc>
-                <w:tcPr/>
-                <w:p>
-                  <w:pPr>
-                    <w:pStyle w:val="Compact"/>
-                    <w:jc w:val="left"/>
-                    <w:jc w:val="center"/>
-                  </w:pPr>
-                  <w:r>
-                    <w:t xml:space="preserve">Corollary</w:t>
+                    <w:t xml:space="preserve">Akaike Information Criterion (AIC)</w:t>
+                  </w:r>
+                </w:p>
+              </w:tc>
+              <w:tc>
+                <w:tcPr/>
+                <w:p>
+                  <w:pPr>
+                    <w:pStyle w:val="Compact"/>
+                    <w:jc w:val="left"/>
+                    <w:jc w:val="center"/>
+                  </w:pPr>
+                  <w:r>
+                    <w:t xml:space="preserve">Definition</w:t>
                   </w:r>
                 </w:p>
               </w:tc>
@@ -5406,20 +5406,20 @@
                     <w:jc w:val="center"/>
                   </w:pPr>
                   <w:r>
-                    <w:t xml:space="preserve">Odds via the odds function</w:t>
-                  </w:r>
-                </w:p>
-              </w:tc>
-              <w:tc>
-                <w:tcPr/>
-                <w:p>
-                  <w:pPr>
-                    <w:pStyle w:val="Compact"/>
-                    <w:jc w:val="left"/>
-                    <w:jc w:val="center"/>
-                  </w:pPr>
-                  <w:r>
-                    <w:t xml:space="preserve">Corollary</w:t>
+                    <w:t xml:space="preserve">Collapsibility</w:t>
+                  </w:r>
+                </w:p>
+              </w:tc>
+              <w:tc>
+                <w:tcPr/>
+                <w:p>
+                  <w:pPr>
+                    <w:pStyle w:val="Compact"/>
+                    <w:jc w:val="left"/>
+                    <w:jc w:val="center"/>
+                  </w:pPr>
+                  <w:r>
+                    <w:t xml:space="preserve">Definition</w:t>
                   </w:r>
                 </w:p>
               </w:tc>
@@ -5460,7 +5460,7 @@
                     <w:jc w:val="center"/>
                   </w:pPr>
                   <w:r>
-                    <w:t xml:space="preserve">Akaike Information Criterion (AIC)</w:t>
+                    <w:t xml:space="preserve">conditional hazard</w:t>
                   </w:r>
                 </w:p>
               </w:tc>
@@ -5514,7 +5514,7 @@
                     <w:jc w:val="center"/>
                   </w:pPr>
                   <w:r>
-                    <w:t xml:space="preserve">Antiderivative</w:t>
+                    <w:t xml:space="preserve">Deviation of an observation from its subpopulation mean</w:t>
                   </w:r>
                 </w:p>
               </w:tc>
@@ -5568,7 +5568,7 @@
                     <w:jc w:val="center"/>
                   </w:pPr>
                   <w:r>
-                    <w:t xml:space="preserve">Conditional expectation</w:t>
+                    <w:t xml:space="preserve">Difference in covariate patterns</w:t>
                   </w:r>
                 </w:p>
               </w:tc>
@@ -5622,7 +5622,7 @@
                     <w:jc w:val="center"/>
                   </w:pPr>
                   <w:r>
-                    <w:t xml:space="preserve">conditional hazard</w:t>
+                    <w:t xml:space="preserve">Difference in log-odds</w:t>
                   </w:r>
                 </w:p>
               </w:tc>
@@ -5676,7 +5676,7 @@
                     <w:jc w:val="center"/>
                   </w:pPr>
                   <w:r>
-                    <w:t xml:space="preserve">Continuous function</w:t>
+                    <w:t xml:space="preserve">Estimated Risk Score</w:t>
                   </w:r>
                 </w:p>
               </w:tc>
@@ -5730,30 +5730,7 @@
                     <w:jc w:val="center"/>
                   </w:pPr>
                   <w:r>
-                    <w:t xml:space="preserve">Variance/covariance of a</w:t>
-                  </w:r>
-                  <w:r>
-                    <w:t xml:space="preserve"> </w:t>
-                  </w:r>
-                  <m:oMath>
-                    <m:r>
-                      <m:t>p</m:t>
-                    </m:r>
-                    <m:r>
-                      <m:rPr>
-                        <m:sty m:val="p"/>
-                      </m:rPr>
-                      <m:t>×</m:t>
-                    </m:r>
-                    <m:r>
-                      <m:t>1</m:t>
-                    </m:r>
-                  </m:oMath>
-                  <w:r>
-                    <w:t xml:space="preserve"> </w:t>
-                  </w:r>
-                  <w:r>
-                    <w:t xml:space="preserve">random vector</w:t>
+                    <w:t xml:space="preserve">Hat matrix</w:t>
                   </w:r>
                 </w:p>
               </w:tc>
@@ -5807,7 +5784,7 @@
                     <w:jc w:val="center"/>
                   </w:pPr>
                   <w:r>
-                    <w:t xml:space="preserve">Deviation from a population or subpopulation mean</w:t>
+                    <w:t xml:space="preserve">Per-interval likelihood factor</w:t>
                   </w:r>
                 </w:p>
               </w:tc>
@@ -5861,7 +5838,7 @@
                     <w:jc w:val="center"/>
                   </w:pPr>
                   <w:r>
-                    <w:t xml:space="preserve">Deviation of an observation from its subpopulation mean</w:t>
+                    <w:t xml:space="preserve">Martingale Residual</w:t>
                   </w:r>
                 </w:p>
               </w:tc>
@@ -5915,7 +5892,7 @@
                     <w:jc w:val="center"/>
                   </w:pPr>
                   <w:r>
-                    <w:t xml:space="preserve">Difference in covariate patterns</w:t>
+                    <w:t xml:space="preserve">Predicted value</w:t>
                   </w:r>
                 </w:p>
               </w:tc>
@@ -5969,7 +5946,7 @@
                     <w:jc w:val="center"/>
                   </w:pPr>
                   <w:r>
-                    <w:t xml:space="preserve">Difference in log-odds</w:t>
+                    <w:t xml:space="preserve">Risk Set</w:t>
                   </w:r>
                 </w:p>
               </w:tc>
@@ -6023,7 +6000,7 @@
                     <w:jc w:val="center"/>
                   </w:pPr>
                   <w:r>
-                    <w:t xml:space="preserve">Estimated Risk Score</w:t>
+                    <w:t xml:space="preserve">Relative risk ratios</w:t>
                   </w:r>
                 </w:p>
               </w:tc>
@@ -6077,7 +6054,7 @@
                     <w:jc w:val="center"/>
                   </w:pPr>
                   <w:r>
-                    <w:t xml:space="preserve">Expectation of a random matrix</w:t>
+                    <w:t xml:space="preserve">Standardized Pearson residual</w:t>
                   </w:r>
                 </w:p>
               </w:tc>
@@ -6131,7 +6108,7 @@
                     <w:jc w:val="center"/>
                   </w:pPr>
                   <w:r>
-                    <w:t xml:space="preserve">First-order interval failure probability</w:t>
+                    <w:t xml:space="preserve">Survival function</w:t>
                   </w:r>
                 </w:p>
               </w:tc>
@@ -6185,20 +6162,20 @@
                     <w:jc w:val="center"/>
                   </w:pPr>
                   <w:r>
-                    <w:t xml:space="preserve">Hat matrix</w:t>
-                  </w:r>
-                </w:p>
-              </w:tc>
-              <w:tc>
-                <w:tcPr/>
-                <w:p>
-                  <w:pPr>
-                    <w:pStyle w:val="Compact"/>
-                    <w:jc w:val="left"/>
-                    <w:jc w:val="center"/>
-                  </w:pPr>
-                  <w:r>
-                    <w:t xml:space="preserve">Definition</w:t>
+                    <w:t xml:space="preserve">Censored-data likelihood</w:t>
+                  </w:r>
+                </w:p>
+              </w:tc>
+              <w:tc>
+                <w:tcPr/>
+                <w:p>
+                  <w:pPr>
+                    <w:pStyle w:val="Compact"/>
+                    <w:jc w:val="left"/>
+                    <w:jc w:val="center"/>
+                  </w:pPr>
+                  <w:r>
+                    <w:t xml:space="preserve">Lemma</w:t>
                   </w:r>
                 </w:p>
               </w:tc>
@@ -6239,20 +6216,20 @@
                     <w:jc w:val="center"/>
                   </w:pPr>
                   <w:r>
-                    <w:t xml:space="preserve">Per-interval likelihood factor</w:t>
-                  </w:r>
-                </w:p>
-              </w:tc>
-              <w:tc>
-                <w:tcPr/>
-                <w:p>
-                  <w:pPr>
-                    <w:pStyle w:val="Compact"/>
-                    <w:jc w:val="left"/>
-                    <w:jc w:val="center"/>
-                  </w:pPr>
-                  <w:r>
-                    <w:t xml:space="preserve">Definition</w:t>
+                    <w:t xml:space="preserve">Difference in log-odds</w:t>
+                  </w:r>
+                </w:p>
+              </w:tc>
+              <w:tc>
+                <w:tcPr/>
+                <w:p>
+                  <w:pPr>
+                    <w:pStyle w:val="Compact"/>
+                    <w:jc w:val="left"/>
+                    <w:jc w:val="center"/>
+                  </w:pPr>
+                  <w:r>
+                    <w:t xml:space="preserve">Lemma</w:t>
                   </w:r>
                 </w:p>
               </w:tc>
@@ -6293,20 +6270,20 @@
                     <w:jc w:val="center"/>
                   </w:pPr>
                   <w:r>
-                    <w:t xml:space="preserve">inverse odds function</w:t>
-                  </w:r>
-                </w:p>
-              </w:tc>
-              <w:tc>
-                <w:tcPr/>
-                <w:p>
-                  <w:pPr>
-                    <w:pStyle w:val="Compact"/>
-                    <w:jc w:val="left"/>
-                    <w:jc w:val="center"/>
-                  </w:pPr>
-                  <w:r>
-                    <w:t xml:space="preserve">Definition</w:t>
+                    <w:t xml:space="preserve">Difference of log-hazards between two covariate patterns</w:t>
+                  </w:r>
+                </w:p>
+              </w:tc>
+              <w:tc>
+                <w:tcPr/>
+                <w:p>
+                  <w:pPr>
+                    <w:pStyle w:val="Compact"/>
+                    <w:jc w:val="left"/>
+                    <w:jc w:val="center"/>
+                  </w:pPr>
+                  <w:r>
+                    <w:t xml:space="preserve">Lemma</w:t>
                   </w:r>
                 </w:p>
               </w:tc>
@@ -6347,20 +6324,20 @@
                     <w:jc w:val="center"/>
                   </w:pPr>
                   <w:r>
-                    <w:t xml:space="preserve">Martingale Residual</w:t>
-                  </w:r>
-                </w:p>
-              </w:tc>
-              <w:tc>
-                <w:tcPr/>
-                <w:p>
-                  <w:pPr>
-                    <w:pStyle w:val="Compact"/>
-                    <w:jc w:val="left"/>
-                    <w:jc w:val="center"/>
-                  </w:pPr>
-                  <w:r>
-                    <w:t xml:space="preserve">Definition</w:t>
+                    <w:t xml:space="preserve">General formula for odds ratios in logistic regression</w:t>
+                  </w:r>
+                </w:p>
+              </w:tc>
+              <w:tc>
+                <w:tcPr/>
+                <w:p>
+                  <w:pPr>
+                    <w:pStyle w:val="Compact"/>
+                    <w:jc w:val="left"/>
+                    <w:jc w:val="center"/>
+                  </w:pPr>
+                  <w:r>
+                    <w:t xml:space="preserve">Lemma</w:t>
                   </w:r>
                 </w:p>
               </w:tc>
@@ -6401,20 +6378,20 @@
                     <w:jc w:val="center"/>
                   </w:pPr>
                   <w:r>
-                    <w:t xml:space="preserve">Predicted value</w:t>
-                  </w:r>
-                </w:p>
-              </w:tc>
-              <w:tc>
-                <w:tcPr/>
-                <w:p>
-                  <w:pPr>
-                    <w:pStyle w:val="Compact"/>
-                    <w:jc w:val="left"/>
-                    <w:jc w:val="center"/>
-                  </w:pPr>
-                  <w:r>
-                    <w:t xml:space="preserve">Definition</w:t>
+                    <w:t xml:space="preserve">Profile maximum likelihood estimate of each point mass</w:t>
+                  </w:r>
+                </w:p>
+              </w:tc>
+              <w:tc>
+                <w:tcPr/>
+                <w:p>
+                  <w:pPr>
+                    <w:pStyle w:val="Compact"/>
+                    <w:jc w:val="left"/>
+                    <w:jc w:val="center"/>
+                  </w:pPr>
+                  <w:r>
+                    <w:t xml:space="preserve">Lemma</w:t>
                   </w:r>
                 </w:p>
               </w:tc>
@@ -6455,20 +6432,20 @@
                     <w:jc w:val="center"/>
                   </w:pPr>
                   <w:r>
-                    <w:t xml:space="preserve">Quadratic form</w:t>
-                  </w:r>
-                </w:p>
-              </w:tc>
-              <w:tc>
-                <w:tcPr/>
-                <w:p>
-                  <w:pPr>
-                    <w:pStyle w:val="Compact"/>
-                    <w:jc w:val="left"/>
-                    <w:jc w:val="center"/>
-                  </w:pPr>
-                  <w:r>
-                    <w:t xml:space="preserve">Definition</w:t>
+                    <w:t xml:space="preserve">The whether-a-failure-occurs factor</w:t>
+                  </w:r>
+                </w:p>
+              </w:tc>
+              <w:tc>
+                <w:tcPr/>
+                <w:p>
+                  <w:pPr>
+                    <w:pStyle w:val="Compact"/>
+                    <w:jc w:val="left"/>
+                    <w:jc w:val="center"/>
+                  </w:pPr>
+                  <w:r>
+                    <w:t xml:space="preserve">Lemma</w:t>
                   </w:r>
                 </w:p>
               </w:tc>
@@ -6509,20 +6486,20 @@
                     <w:jc w:val="center"/>
                   </w:pPr>
                   <w:r>
-                    <w:t xml:space="preserve">Risk Set</w:t>
-                  </w:r>
-                </w:p>
-              </w:tc>
-              <w:tc>
-                <w:tcPr/>
-                <w:p>
-                  <w:pPr>
-                    <w:pStyle w:val="Compact"/>
-                    <w:jc w:val="left"/>
-                    <w:jc w:val="center"/>
-                  </w:pPr>
-                  <w:r>
-                    <w:t xml:space="preserve">Definition</w:t>
+                    <w:t xml:space="preserve">Exact discretization of the survival factor</w:t>
+                  </w:r>
+                </w:p>
+              </w:tc>
+              <w:tc>
+                <w:tcPr/>
+                <w:p>
+                  <w:pPr>
+                    <w:pStyle w:val="Compact"/>
+                    <w:jc w:val="left"/>
+                    <w:jc w:val="center"/>
+                  </w:pPr>
+                  <w:r>
+                    <w:t xml:space="preserve">Lemma</w:t>
                   </w:r>
                 </w:p>
               </w:tc>
@@ -6563,20 +6540,20 @@
                     <w:jc w:val="center"/>
                   </w:pPr>
                   <w:r>
-                    <w:t xml:space="preserve">Survival function</w:t>
-                  </w:r>
-                </w:p>
-              </w:tc>
-              <w:tc>
-                <w:tcPr/>
-                <w:p>
-                  <w:pPr>
-                    <w:pStyle w:val="Compact"/>
-                    <w:jc w:val="left"/>
-                    <w:jc w:val="center"/>
-                  </w:pPr>
-                  <w:r>
-                    <w:t xml:space="preserve">Definition</w:t>
+                    <w:t xml:space="preserve">Expected mean squares in the one-way random-effects model</w:t>
+                  </w:r>
+                </w:p>
+              </w:tc>
+              <w:tc>
+                <w:tcPr/>
+                <w:p>
+                  <w:pPr>
+                    <w:pStyle w:val="Compact"/>
+                    <w:jc w:val="left"/>
+                    <w:jc w:val="center"/>
+                  </w:pPr>
+                  <w:r>
+                    <w:t xml:space="preserve">Theorem</w:t>
                   </w:r>
                 </w:p>
               </w:tc>
@@ -6617,20 +6594,20 @@
                     <w:jc w:val="center"/>
                   </w:pPr>
                   <w:r>
-                    <w:t xml:space="preserve">Censored-data likelihood</w:t>
-                  </w:r>
-                </w:p>
-              </w:tc>
-              <w:tc>
-                <w:tcPr/>
-                <w:p>
-                  <w:pPr>
-                    <w:pStyle w:val="Compact"/>
-                    <w:jc w:val="left"/>
-                    <w:jc w:val="center"/>
-                  </w:pPr>
-                  <w:r>
-                    <w:t xml:space="preserve">Lemma</w:t>
+                    <w:t xml:space="preserve">Expressions for expit function</w:t>
+                  </w:r>
+                </w:p>
+              </w:tc>
+              <w:tc>
+                <w:tcPr/>
+                <w:p>
+                  <w:pPr>
+                    <w:pStyle w:val="Compact"/>
+                    <w:jc w:val="left"/>
+                    <w:jc w:val="center"/>
+                  </w:pPr>
+                  <w:r>
+                    <w:t xml:space="preserve">Theorem</w:t>
                   </w:r>
                 </w:p>
               </w:tc>
@@ -6671,20 +6648,20 @@
                     <w:jc w:val="center"/>
                   </w:pPr>
                   <w:r>
-                    <w:t xml:space="preserve">The covariance of a variable with itself is its variance</w:t>
-                  </w:r>
-                </w:p>
-              </w:tc>
-              <w:tc>
-                <w:tcPr/>
-                <w:p>
-                  <w:pPr>
-                    <w:pStyle w:val="Compact"/>
-                    <w:jc w:val="left"/>
-                    <w:jc w:val="center"/>
-                  </w:pPr>
-                  <w:r>
-                    <w:t xml:space="preserve">Lemma</w:t>
+                    <w:t xml:space="preserve">Expanded expression for logit</w:t>
+                  </w:r>
+                </w:p>
+              </w:tc>
+              <w:tc>
+                <w:tcPr/>
+                <w:p>
+                  <w:pPr>
+                    <w:pStyle w:val="Compact"/>
+                    <w:jc w:val="left"/>
+                    <w:jc w:val="center"/>
+                  </w:pPr>
+                  <w:r>
+                    <w:t xml:space="preserve">Theorem</w:t>
                   </w:r>
                 </w:p>
               </w:tc>
@@ -6725,20 +6702,20 @@
                     <w:jc w:val="center"/>
                   </w:pPr>
                   <w:r>
-                    <w:t xml:space="preserve">Difference in log-odds</w:t>
-                  </w:r>
-                </w:p>
-              </w:tc>
-              <w:tc>
-                <w:tcPr/>
-                <w:p>
-                  <w:pPr>
-                    <w:pStyle w:val="Compact"/>
-                    <w:jc w:val="left"/>
-                    <w:jc w:val="center"/>
-                  </w:pPr>
-                  <w:r>
-                    <w:t xml:space="preserve">Lemma</w:t>
+                    <w:t xml:space="preserve">Log-odds as a function of probability</w:t>
+                  </w:r>
+                </w:p>
+              </w:tc>
+              <w:tc>
+                <w:tcPr/>
+                <w:p>
+                  <w:pPr>
+                    <w:pStyle w:val="Compact"/>
+                    <w:jc w:val="left"/>
+                    <w:jc w:val="center"/>
+                  </w:pPr>
+                  <w:r>
+                    <w:t xml:space="preserve">Theorem</w:t>
                   </w:r>
                 </w:p>
               </w:tc>
@@ -6779,20 +6756,20 @@
                     <w:jc w:val="center"/>
                   </w:pPr>
                   <w:r>
-                    <w:t xml:space="preserve">Difference of log-hazards between two covariate patterns</w:t>
-                  </w:r>
-                </w:p>
-              </w:tc>
-              <w:tc>
-                <w:tcPr/>
-                <w:p>
-                  <w:pPr>
-                    <w:pStyle w:val="Compact"/>
-                    <w:jc w:val="left"/>
-                    <w:jc w:val="center"/>
-                  </w:pPr>
-                  <w:r>
-                    <w:t xml:space="preserve">Lemma</w:t>
+                    <w:t xml:space="preserve">Odds ratios are reversible</w:t>
+                  </w:r>
+                </w:p>
+              </w:tc>
+              <w:tc>
+                <w:tcPr/>
+                <w:p>
+                  <w:pPr>
+                    <w:pStyle w:val="Compact"/>
+                    <w:jc w:val="left"/>
+                    <w:jc w:val="center"/>
+                  </w:pPr>
+                  <w:r>
+                    <w:t xml:space="preserve">Theorem</w:t>
                   </w:r>
                 </w:p>
               </w:tc>
@@ -6833,20 +6810,20 @@
                     <w:jc w:val="center"/>
                   </w:pPr>
                   <w:r>
-                    <w:t xml:space="preserve">General formula for odds ratios in logistic regression</w:t>
-                  </w:r>
-                </w:p>
-              </w:tc>
-              <w:tc>
-                <w:tcPr/>
-                <w:p>
-                  <w:pPr>
-                    <w:pStyle w:val="Compact"/>
-                    <w:jc w:val="left"/>
-                    <w:jc w:val="center"/>
-                  </w:pPr>
-                  <w:r>
-                    <w:t xml:space="preserve">Lemma</w:t>
+                    <w:t xml:space="preserve">Probability as a function of log-odds</w:t>
+                  </w:r>
+                </w:p>
+              </w:tc>
+              <w:tc>
+                <w:tcPr/>
+                <w:p>
+                  <w:pPr>
+                    <w:pStyle w:val="Compact"/>
+                    <w:jc w:val="left"/>
+                    <w:jc w:val="center"/>
+                  </w:pPr>
+                  <w:r>
+                    <w:t xml:space="preserve">Theorem</w:t>
                   </w:r>
                 </w:p>
               </w:tc>
@@ -6887,20 +6864,20 @@
                     <w:jc w:val="center"/>
                   </w:pPr>
                   <w:r>
-                    <w:t xml:space="preserve">Profile maximum likelihood estimate of each point mass</w:t>
-                  </w:r>
-                </w:p>
-              </w:tc>
-              <w:tc>
-                <w:tcPr/>
-                <w:p>
-                  <w:pPr>
-                    <w:pStyle w:val="Compact"/>
-                    <w:jc w:val="left"/>
-                    <w:jc w:val="center"/>
-                  </w:pPr>
-                  <w:r>
-                    <w:t xml:space="preserve">Lemma</w:t>
+                    <w:t xml:space="preserve">Moments of the one-way random-effects model</w:t>
+                  </w:r>
+                </w:p>
+              </w:tc>
+              <w:tc>
+                <w:tcPr/>
+                <w:p>
+                  <w:pPr>
+                    <w:pStyle w:val="Compact"/>
+                    <w:jc w:val="left"/>
+                    <w:jc w:val="center"/>
+                  </w:pPr>
+                  <w:r>
+                    <w:t xml:space="preserve">Theorem</w:t>
                   </w:r>
                 </w:p>
               </w:tc>
@@ -6941,763 +6918,7 @@
                     <w:jc w:val="center"/>
                   </w:pPr>
                   <w:r>
-                    <w:t xml:space="preserve">The whether-a-failure-occurs factor</w:t>
-                  </w:r>
-                </w:p>
-              </w:tc>
-              <w:tc>
-                <w:tcPr/>
-                <w:p>
-                  <w:pPr>
-                    <w:pStyle w:val="Compact"/>
-                    <w:jc w:val="left"/>
-                    <w:jc w:val="center"/>
-                  </w:pPr>
-                  <w:r>
-                    <w:t xml:space="preserve">Lemma</w:t>
-                  </w:r>
-                </w:p>
-              </w:tc>
-              <w:tc>
-                <w:tcPr/>
-                <w:p>
-                  <w:pPr>
-                    <w:pStyle w:val="Compact"/>
-                    <w:jc w:val="right"/>
-                    <w:jc w:val="center"/>
-                  </w:pPr>
-                  <w:r>
-                    <w:t xml:space="preserve">1</w:t>
-                  </w:r>
-                </w:p>
-              </w:tc>
-              <w:tc>
-                <w:tcPr/>
-                <w:p>
-                  <w:pPr>
-                    <w:pStyle w:val="Compact"/>
-                    <w:jc w:val="right"/>
-                    <w:jc w:val="center"/>
-                  </w:pPr>
-                  <w:r>
-                    <w:t xml:space="preserve">1</w:t>
-                  </w:r>
-                </w:p>
-              </w:tc>
-            </w:tr>
-            <w:tr>
-              <w:tc>
-                <w:tcPr/>
-                <w:p>
-                  <w:pPr>
-                    <w:pStyle w:val="Compact"/>
-                    <w:jc w:val="left"/>
-                    <w:jc w:val="center"/>
-                  </w:pPr>
-                  <w:r>
-                    <w:t xml:space="preserve">Exact discretization of the survival factor</w:t>
-                  </w:r>
-                </w:p>
-              </w:tc>
-              <w:tc>
-                <w:tcPr/>
-                <w:p>
-                  <w:pPr>
-                    <w:pStyle w:val="Compact"/>
-                    <w:jc w:val="left"/>
-                    <w:jc w:val="center"/>
-                  </w:pPr>
-                  <w:r>
-                    <w:t xml:space="preserve">Lemma</w:t>
-                  </w:r>
-                </w:p>
-              </w:tc>
-              <w:tc>
-                <w:tcPr/>
-                <w:p>
-                  <w:pPr>
-                    <w:pStyle w:val="Compact"/>
-                    <w:jc w:val="right"/>
-                    <w:jc w:val="center"/>
-                  </w:pPr>
-                  <w:r>
-                    <w:t xml:space="preserve">1</w:t>
-                  </w:r>
-                </w:p>
-              </w:tc>
-              <w:tc>
-                <w:tcPr/>
-                <w:p>
-                  <w:pPr>
-                    <w:pStyle w:val="Compact"/>
-                    <w:jc w:val="right"/>
-                    <w:jc w:val="center"/>
-                  </w:pPr>
-                  <w:r>
-                    <w:t xml:space="preserve">1</w:t>
-                  </w:r>
-                </w:p>
-              </w:tc>
-            </w:tr>
-            <w:tr>
-              <w:tc>
-                <w:tcPr/>
-                <w:p>
-                  <w:pPr>
-                    <w:pStyle w:val="Compact"/>
-                    <w:jc w:val="left"/>
-                    <w:jc w:val="center"/>
-                  </w:pPr>
-                  <w:r>
-                    <w:t xml:space="preserve">Chain rule</w:t>
-                  </w:r>
-                </w:p>
-              </w:tc>
-              <w:tc>
-                <w:tcPr/>
-                <w:p>
-                  <w:pPr>
-                    <w:pStyle w:val="Compact"/>
-                    <w:jc w:val="left"/>
-                    <w:jc w:val="center"/>
-                  </w:pPr>
-                  <w:r>
-                    <w:t xml:space="preserve">Theorem</w:t>
-                  </w:r>
-                </w:p>
-              </w:tc>
-              <w:tc>
-                <w:tcPr/>
-                <w:p>
-                  <w:pPr>
-                    <w:pStyle w:val="Compact"/>
-                    <w:jc w:val="right"/>
-                    <w:jc w:val="center"/>
-                  </w:pPr>
-                  <w:r>
-                    <w:t xml:space="preserve">1</w:t>
-                  </w:r>
-                </w:p>
-              </w:tc>
-              <w:tc>
-                <w:tcPr/>
-                <w:p>
-                  <w:pPr>
-                    <w:pStyle w:val="Compact"/>
-                    <w:jc w:val="right"/>
-                    <w:jc w:val="center"/>
-                  </w:pPr>
-                  <w:r>
-                    <w:t xml:space="preserve">1</w:t>
-                  </w:r>
-                </w:p>
-              </w:tc>
-            </w:tr>
-            <w:tr>
-              <w:tc>
-                <w:tcPr/>
-                <w:p>
-                  <w:pPr>
-                    <w:pStyle w:val="Compact"/>
-                    <w:jc w:val="left"/>
-                    <w:jc w:val="center"/>
-                  </w:pPr>
-                  <w:r>
-                    <w:t xml:space="preserve">Derivative of probability w.r.t. log-odds</w:t>
-                  </w:r>
-                </w:p>
-              </w:tc>
-              <w:tc>
-                <w:tcPr/>
-                <w:p>
-                  <w:pPr>
-                    <w:pStyle w:val="Compact"/>
-                    <w:jc w:val="left"/>
-                    <w:jc w:val="center"/>
-                  </w:pPr>
-                  <w:r>
-                    <w:t xml:space="preserve">Theorem</w:t>
-                  </w:r>
-                </w:p>
-              </w:tc>
-              <w:tc>
-                <w:tcPr/>
-                <w:p>
-                  <w:pPr>
-                    <w:pStyle w:val="Compact"/>
-                    <w:jc w:val="right"/>
-                    <w:jc w:val="center"/>
-                  </w:pPr>
-                  <w:r>
-                    <w:t xml:space="preserve">1</w:t>
-                  </w:r>
-                </w:p>
-              </w:tc>
-              <w:tc>
-                <w:tcPr/>
-                <w:p>
-                  <w:pPr>
-                    <w:pStyle w:val="Compact"/>
-                    <w:jc w:val="right"/>
-                    <w:jc w:val="center"/>
-                  </w:pPr>
-                  <w:r>
-                    <w:t xml:space="preserve">1</w:t>
-                  </w:r>
-                </w:p>
-              </w:tc>
-            </w:tr>
-            <w:tr>
-              <w:tc>
-                <w:tcPr/>
-                <w:p>
-                  <w:pPr>
-                    <w:pStyle w:val="Compact"/>
-                    <w:jc w:val="left"/>
-                    <w:jc w:val="center"/>
-                  </w:pPr>
-                  <w:r>
-                    <w:t xml:space="preserve">Derivative of a dot product</w:t>
-                  </w:r>
-                </w:p>
-              </w:tc>
-              <w:tc>
-                <w:tcPr/>
-                <w:p>
-                  <w:pPr>
-                    <w:pStyle w:val="Compact"/>
-                    <w:jc w:val="left"/>
-                    <w:jc w:val="center"/>
-                  </w:pPr>
-                  <w:r>
-                    <w:t xml:space="preserve">Theorem</w:t>
-                  </w:r>
-                </w:p>
-              </w:tc>
-              <w:tc>
-                <w:tcPr/>
-                <w:p>
-                  <w:pPr>
-                    <w:pStyle w:val="Compact"/>
-                    <w:jc w:val="right"/>
-                    <w:jc w:val="center"/>
-                  </w:pPr>
-                  <w:r>
-                    <w:t xml:space="preserve">1</w:t>
-                  </w:r>
-                </w:p>
-              </w:tc>
-              <w:tc>
-                <w:tcPr/>
-                <w:p>
-                  <w:pPr>
-                    <w:pStyle w:val="Compact"/>
-                    <w:jc w:val="right"/>
-                    <w:jc w:val="center"/>
-                  </w:pPr>
-                  <w:r>
-                    <w:t xml:space="preserve">1</w:t>
-                  </w:r>
-                </w:p>
-              </w:tc>
-            </w:tr>
-            <w:tr>
-              <w:tc>
-                <w:tcPr/>
-                <w:p>
-                  <w:pPr>
-                    <w:pStyle w:val="Compact"/>
-                    <w:jc w:val="left"/>
-                    <w:jc w:val="center"/>
-                  </w:pPr>
-                  <w:r>
-                    <w:t xml:space="preserve">Derivative of natural logarithm</w:t>
-                  </w:r>
-                </w:p>
-              </w:tc>
-              <w:tc>
-                <w:tcPr/>
-                <w:p>
-                  <w:pPr>
-                    <w:pStyle w:val="Compact"/>
-                    <w:jc w:val="left"/>
-                    <w:jc w:val="center"/>
-                  </w:pPr>
-                  <w:r>
-                    <w:t xml:space="preserve">Theorem</w:t>
-                  </w:r>
-                </w:p>
-              </w:tc>
-              <w:tc>
-                <w:tcPr/>
-                <w:p>
-                  <w:pPr>
-                    <w:pStyle w:val="Compact"/>
-                    <w:jc w:val="right"/>
-                    <w:jc w:val="center"/>
-                  </w:pPr>
-                  <w:r>
-                    <w:t xml:space="preserve">1</w:t>
-                  </w:r>
-                </w:p>
-              </w:tc>
-              <w:tc>
-                <w:tcPr/>
-                <w:p>
-                  <w:pPr>
-                    <w:pStyle w:val="Compact"/>
-                    <w:jc w:val="right"/>
-                    <w:jc w:val="center"/>
-                  </w:pPr>
-                  <w:r>
-                    <w:t xml:space="preserve">1</w:t>
-                  </w:r>
-                </w:p>
-              </w:tc>
-            </w:tr>
-            <w:tr>
-              <w:tc>
-                <w:tcPr/>
-                <w:p>
-                  <w:pPr>
-                    <w:pStyle w:val="Compact"/>
-                    <w:jc w:val="left"/>
-                    <w:jc w:val="center"/>
-                  </w:pPr>
-                  <w:r>
-                    <w:t xml:space="preserve">Vector-derivative of a matrix-vector product</w:t>
-                  </w:r>
-                </w:p>
-              </w:tc>
-              <w:tc>
-                <w:tcPr/>
-                <w:p>
-                  <w:pPr>
-                    <w:pStyle w:val="Compact"/>
-                    <w:jc w:val="left"/>
-                    <w:jc w:val="center"/>
-                  </w:pPr>
-                  <w:r>
-                    <w:t xml:space="preserve">Theorem</w:t>
-                  </w:r>
-                </w:p>
-              </w:tc>
-              <w:tc>
-                <w:tcPr/>
-                <w:p>
-                  <w:pPr>
-                    <w:pStyle w:val="Compact"/>
-                    <w:jc w:val="right"/>
-                    <w:jc w:val="center"/>
-                  </w:pPr>
-                  <w:r>
-                    <w:t xml:space="preserve">1</w:t>
-                  </w:r>
-                </w:p>
-              </w:tc>
-              <w:tc>
-                <w:tcPr/>
-                <w:p>
-                  <w:pPr>
-                    <w:pStyle w:val="Compact"/>
-                    <w:jc w:val="right"/>
-                    <w:jc w:val="center"/>
-                  </w:pPr>
-                  <w:r>
-                    <w:t xml:space="preserve">1</w:t>
-                  </w:r>
-                </w:p>
-              </w:tc>
-            </w:tr>
-            <w:tr>
-              <w:tc>
-                <w:tcPr/>
-                <w:p>
-                  <w:pPr>
-                    <w:pStyle w:val="Compact"/>
-                    <w:jc w:val="left"/>
-                    <w:jc w:val="center"/>
-                  </w:pPr>
-                  <w:r>
-                    <w:t xml:space="preserve">Expressions for expit function</w:t>
-                  </w:r>
-                </w:p>
-              </w:tc>
-              <w:tc>
-                <w:tcPr/>
-                <w:p>
-                  <w:pPr>
-                    <w:pStyle w:val="Compact"/>
-                    <w:jc w:val="left"/>
-                    <w:jc w:val="center"/>
-                  </w:pPr>
-                  <w:r>
-                    <w:t xml:space="preserve">Theorem</w:t>
-                  </w:r>
-                </w:p>
-              </w:tc>
-              <w:tc>
-                <w:tcPr/>
-                <w:p>
-                  <w:pPr>
-                    <w:pStyle w:val="Compact"/>
-                    <w:jc w:val="right"/>
-                    <w:jc w:val="center"/>
-                  </w:pPr>
-                  <w:r>
-                    <w:t xml:space="preserve">1</w:t>
-                  </w:r>
-                </w:p>
-              </w:tc>
-              <w:tc>
-                <w:tcPr/>
-                <w:p>
-                  <w:pPr>
-                    <w:pStyle w:val="Compact"/>
-                    <w:jc w:val="right"/>
-                    <w:jc w:val="center"/>
-                  </w:pPr>
-                  <w:r>
-                    <w:t xml:space="preserve">1</w:t>
-                  </w:r>
-                </w:p>
-              </w:tc>
-            </w:tr>
-            <w:tr>
-              <w:tc>
-                <w:tcPr/>
-                <w:p>
-                  <w:pPr>
-                    <w:pStyle w:val="Compact"/>
-                    <w:jc w:val="left"/>
-                    <w:jc w:val="center"/>
-                  </w:pPr>
-                  <w:r>
-                    <w:t xml:space="preserve">Fubini’s theorem (Riemann version)</w:t>
-                  </w:r>
-                </w:p>
-              </w:tc>
-              <w:tc>
-                <w:tcPr/>
-                <w:p>
-                  <w:pPr>
-                    <w:pStyle w:val="Compact"/>
-                    <w:jc w:val="left"/>
-                    <w:jc w:val="center"/>
-                  </w:pPr>
-                  <w:r>
-                    <w:t xml:space="preserve">Theorem</w:t>
-                  </w:r>
-                </w:p>
-              </w:tc>
-              <w:tc>
-                <w:tcPr/>
-                <w:p>
-                  <w:pPr>
-                    <w:pStyle w:val="Compact"/>
-                    <w:jc w:val="right"/>
-                    <w:jc w:val="center"/>
-                  </w:pPr>
-                  <w:r>
-                    <w:t xml:space="preserve">1</w:t>
-                  </w:r>
-                </w:p>
-              </w:tc>
-              <w:tc>
-                <w:tcPr/>
-                <w:p>
-                  <w:pPr>
-                    <w:pStyle w:val="Compact"/>
-                    <w:jc w:val="right"/>
-                    <w:jc w:val="center"/>
-                  </w:pPr>
-                  <w:r>
-                    <w:t xml:space="preserve">1</w:t>
-                  </w:r>
-                </w:p>
-              </w:tc>
-            </w:tr>
-            <w:tr>
-              <w:tc>
-                <w:tcPr/>
-                <w:p>
-                  <w:pPr>
-                    <w:pStyle w:val="Compact"/>
-                    <w:jc w:val="left"/>
-                    <w:jc w:val="center"/>
-                  </w:pPr>
-                  <w:r>
-                    <w:t xml:space="preserve">Mean Squared Error equals Bias Squared plus Variance</w:t>
-                  </w:r>
-                </w:p>
-              </w:tc>
-              <w:tc>
-                <w:tcPr/>
-                <w:p>
-                  <w:pPr>
-                    <w:pStyle w:val="Compact"/>
-                    <w:jc w:val="left"/>
-                    <w:jc w:val="center"/>
-                  </w:pPr>
-                  <w:r>
-                    <w:t xml:space="preserve">Theorem</w:t>
-                  </w:r>
-                </w:p>
-              </w:tc>
-              <w:tc>
-                <w:tcPr/>
-                <w:p>
-                  <w:pPr>
-                    <w:pStyle w:val="Compact"/>
-                    <w:jc w:val="right"/>
-                    <w:jc w:val="center"/>
-                  </w:pPr>
-                  <w:r>
-                    <w:t xml:space="preserve">1</w:t>
-                  </w:r>
-                </w:p>
-              </w:tc>
-              <w:tc>
-                <w:tcPr/>
-                <w:p>
-                  <w:pPr>
-                    <w:pStyle w:val="Compact"/>
-                    <w:jc w:val="right"/>
-                    <w:jc w:val="center"/>
-                  </w:pPr>
-                  <w:r>
-                    <w:t xml:space="preserve">1</w:t>
-                  </w:r>
-                </w:p>
-              </w:tc>
-            </w:tr>
-            <w:tr>
-              <w:tc>
-                <w:tcPr/>
-                <w:p>
-                  <w:pPr>
-                    <w:pStyle w:val="Compact"/>
-                    <w:jc w:val="left"/>
-                    <w:jc w:val="center"/>
-                  </w:pPr>
-                  <w:r>
-                    <w:t xml:space="preserve">Odds ratios are reversible</w:t>
-                  </w:r>
-                </w:p>
-              </w:tc>
-              <w:tc>
-                <w:tcPr/>
-                <w:p>
-                  <w:pPr>
-                    <w:pStyle w:val="Compact"/>
-                    <w:jc w:val="left"/>
-                    <w:jc w:val="center"/>
-                  </w:pPr>
-                  <w:r>
-                    <w:t xml:space="preserve">Theorem</w:t>
-                  </w:r>
-                </w:p>
-              </w:tc>
-              <w:tc>
-                <w:tcPr/>
-                <w:p>
-                  <w:pPr>
-                    <w:pStyle w:val="Compact"/>
-                    <w:jc w:val="right"/>
-                    <w:jc w:val="center"/>
-                  </w:pPr>
-                  <w:r>
-                    <w:t xml:space="preserve">1</w:t>
-                  </w:r>
-                </w:p>
-              </w:tc>
-              <w:tc>
-                <w:tcPr/>
-                <w:p>
-                  <w:pPr>
-                    <w:pStyle w:val="Compact"/>
-                    <w:jc w:val="right"/>
-                    <w:jc w:val="center"/>
-                  </w:pPr>
-                  <w:r>
-                    <w:t xml:space="preserve">1</w:t>
-                  </w:r>
-                </w:p>
-              </w:tc>
-            </w:tr>
-            <w:tr>
-              <w:tc>
-                <w:tcPr/>
-                <w:p>
-                  <w:pPr>
-                    <w:pStyle w:val="Compact"/>
-                    <w:jc w:val="left"/>
-                    <w:jc w:val="center"/>
-                  </w:pPr>
-                  <w:r>
-                    <w:t xml:space="preserve">Probability as a function of log-odds</w:t>
-                  </w:r>
-                </w:p>
-              </w:tc>
-              <w:tc>
-                <w:tcPr/>
-                <w:p>
-                  <w:pPr>
-                    <w:pStyle w:val="Compact"/>
-                    <w:jc w:val="left"/>
-                    <w:jc w:val="center"/>
-                  </w:pPr>
-                  <w:r>
-                    <w:t xml:space="preserve">Theorem</w:t>
-                  </w:r>
-                </w:p>
-              </w:tc>
-              <w:tc>
-                <w:tcPr/>
-                <w:p>
-                  <w:pPr>
-                    <w:pStyle w:val="Compact"/>
-                    <w:jc w:val="right"/>
-                    <w:jc w:val="center"/>
-                  </w:pPr>
-                  <w:r>
-                    <w:t xml:space="preserve">1</w:t>
-                  </w:r>
-                </w:p>
-              </w:tc>
-              <w:tc>
-                <w:tcPr/>
-                <w:p>
-                  <w:pPr>
-                    <w:pStyle w:val="Compact"/>
-                    <w:jc w:val="right"/>
-                    <w:jc w:val="center"/>
-                  </w:pPr>
-                  <w:r>
-                    <w:t xml:space="preserve">1</w:t>
-                  </w:r>
-                </w:p>
-              </w:tc>
-            </w:tr>
-            <w:tr>
-              <w:tc>
-                <w:tcPr/>
-                <w:p>
-                  <w:pPr>
-                    <w:pStyle w:val="Compact"/>
-                    <w:jc w:val="left"/>
-                    <w:jc w:val="center"/>
-                  </w:pPr>
-                  <w:r>
                     <w:t xml:space="preserve">Mean and variance of residuals</w:t>
-                  </w:r>
-                </w:p>
-              </w:tc>
-              <w:tc>
-                <w:tcPr/>
-                <w:p>
-                  <w:pPr>
-                    <w:pStyle w:val="Compact"/>
-                    <w:jc w:val="left"/>
-                    <w:jc w:val="center"/>
-                  </w:pPr>
-                  <w:r>
-                    <w:t xml:space="preserve">Theorem</w:t>
-                  </w:r>
-                </w:p>
-              </w:tc>
-              <w:tc>
-                <w:tcPr/>
-                <w:p>
-                  <w:pPr>
-                    <w:pStyle w:val="Compact"/>
-                    <w:jc w:val="right"/>
-                    <w:jc w:val="center"/>
-                  </w:pPr>
-                  <w:r>
-                    <w:t xml:space="preserve">1</w:t>
-                  </w:r>
-                </w:p>
-              </w:tc>
-              <w:tc>
-                <w:tcPr/>
-                <w:p>
-                  <w:pPr>
-                    <w:pStyle w:val="Compact"/>
-                    <w:jc w:val="right"/>
-                    <w:jc w:val="center"/>
-                  </w:pPr>
-                  <w:r>
-                    <w:t xml:space="preserve">1</w:t>
-                  </w:r>
-                </w:p>
-              </w:tc>
-            </w:tr>
-            <w:tr>
-              <w:tc>
-                <w:tcPr/>
-                <w:p>
-                  <w:pPr>
-                    <w:pStyle w:val="Compact"/>
-                    <w:jc w:val="left"/>
-                    <w:jc w:val="center"/>
-                  </w:pPr>
-                  <w:r>
-                    <w:t xml:space="preserve">Law of total probability</w:t>
-                  </w:r>
-                </w:p>
-              </w:tc>
-              <w:tc>
-                <w:tcPr/>
-                <w:p>
-                  <w:pPr>
-                    <w:pStyle w:val="Compact"/>
-                    <w:jc w:val="left"/>
-                    <w:jc w:val="center"/>
-                  </w:pPr>
-                  <w:r>
-                    <w:t xml:space="preserve">Theorem</w:t>
-                  </w:r>
-                </w:p>
-              </w:tc>
-              <w:tc>
-                <w:tcPr/>
-                <w:p>
-                  <w:pPr>
-                    <w:pStyle w:val="Compact"/>
-                    <w:jc w:val="right"/>
-                    <w:jc w:val="center"/>
-                  </w:pPr>
-                  <w:r>
-                    <w:t xml:space="preserve">1</w:t>
-                  </w:r>
-                </w:p>
-              </w:tc>
-              <w:tc>
-                <w:tcPr/>
-                <w:p>
-                  <w:pPr>
-                    <w:pStyle w:val="Compact"/>
-                    <w:jc w:val="right"/>
-                    <w:jc w:val="center"/>
-                  </w:pPr>
-                  <w:r>
-                    <w:t xml:space="preserve">1</w:t>
-                  </w:r>
-                </w:p>
-              </w:tc>
-            </w:tr>
-            <w:tr>
-              <w:tc>
-                <w:tcPr/>
-                <w:p>
-                  <w:pPr>
-                    <w:pStyle w:val="Compact"/>
-                    <w:jc w:val="left"/>
-                    <w:jc w:val="center"/>
-                  </w:pPr>
-                  <w:r>
-                    <w:t xml:space="preserve">Variance of a linear combination</w:t>
                   </w:r>
                 </w:p>
               </w:tc>

--- a/chapters/concept-map-handout.docx
+++ b/chapters/concept-map-handout.docx
@@ -43,7 +43,7 @@
         </w:pict>
       </w:r>
     </w:p>
-    <w:bookmarkStart w:id="9" w:name="configuring-r"/>
+    <w:bookmarkStart w:id="11" w:name="configuring-r"/>
     <w:p>
       <w:pPr>
         <w:pStyle w:val="Heading3"/>
@@ -1304,8 +1304,19 @@
         <w:pStyle w:val="FirstParagraph"/>
       </w:pPr>
       <w:r>
-        <w:t xml:space="preserve">This appendix shows how the definitions and results</w:t>
-      </w:r>
+        <w:t xml:space="preserve">This appendix shows how the definitions and</w:t>
+      </w:r>
+      <w:r>
+        <w:t xml:space="preserve"> </w:t>
+      </w:r>
+      <w:hyperlink r:id="rId9">
+        <w:r>
+          <w:rPr>
+            <w:rStyle w:val="Hyperlink"/>
+          </w:rPr>
+          <w:t xml:space="preserve">results</w:t>
+        </w:r>
+      </w:hyperlink>
       <w:r>
         <w:t xml:space="preserve"> </w:t>
       </w:r>
@@ -1442,7 +1453,24 @@
         <w:t xml:space="preserve"> </w:t>
       </w:r>
       <w:r>
-        <w:t xml:space="preserve">is referenced inside the statement or proof of</w:t>
+        <w:t xml:space="preserve">is referenced inside the statement or</w:t>
+      </w:r>
+      <w:r>
+        <w:t xml:space="preserve"> </w:t>
+      </w:r>
+      <w:hyperlink r:id="rId10">
+        <w:r>
+          <w:rPr>
+            <w:rStyle w:val="Hyperlink"/>
+          </w:rPr>
+          <w:t xml:space="preserve">proof</w:t>
+        </w:r>
+      </w:hyperlink>
+      <w:r>
+        <w:t xml:space="preserve"> </w:t>
+      </w:r>
+      <w:r>
+        <w:t xml:space="preserve">of</w:t>
       </w:r>
       <w:r>
         <w:t xml:space="preserve"> </w:t>
@@ -2157,8 +2185,8 @@
         <w:t xml:space="preserve">connected by 129 direct dependency links.</w:t>
       </w:r>
     </w:p>
-    <w:bookmarkEnd w:id="9"/>
-    <w:bookmarkStart w:id="11" w:name="dependency-diagram"/>
+    <w:bookmarkEnd w:id="11"/>
+    <w:bookmarkStart w:id="13" w:name="dependency-diagram"/>
     <w:p>
       <w:pPr>
         <w:pStyle w:val="Heading2"/>
@@ -2177,7 +2205,7 @@
       <w:r>
         <w:t xml:space="preserve"> </w:t>
       </w:r>
-      <w:hyperlink r:id="rId10">
+      <w:hyperlink r:id="rId12">
         <w:r>
           <w:rPr>
             <w:rStyle w:val="Hyperlink"/>
@@ -2189,8 +2217,8 @@
         <w:t xml:space="preserve">.</w:t>
       </w:r>
     </w:p>
-    <w:bookmarkEnd w:id="11"/>
-    <w:bookmarkStart w:id="13" w:name="sec-descendants-table"/>
+    <w:bookmarkEnd w:id="13"/>
+    <w:bookmarkStart w:id="15" w:name="sec-descendants-table"/>
     <w:p>
       <w:pPr>
         <w:pStyle w:val="Heading2"/>
@@ -2237,7 +2265,7 @@
       <w:tr>
         <w:tc>
           <w:tcPr/>
-          <w:bookmarkStart w:id="12" w:name="tbl-descendants"/>
+          <w:bookmarkStart w:id="14" w:name="tbl-descendants"/>
           <w:p>
             <w:pPr>
               <w:jc w:val="center"/>
@@ -6963,12 +6991,12 @@
               </w:tc>
             </w:tr>
           </w:tbl>
-          <w:bookmarkEnd w:id="12"/>
+          <w:bookmarkEnd w:id="14"/>
           <w:p/>
         </w:tc>
       </w:tr>
     </w:tbl>
-    <w:bookmarkEnd w:id="13"/>
+    <w:bookmarkEnd w:id="15"/>
     <w:sectPr>
       <w:footnotePr>
         <w:numRestart w:val="eachSect"/>
